--- a/AIB_TSLP_IL33_asthma_COPD_v1.docx
+++ b/AIB_TSLP_IL33_asthma_COPD_v1.docx
@@ -359,7 +359,7 @@
       <w:r>
         <w:t xml:space="preserve"> alarmins — TSLP and IL-33 — in a single molecule produces broader, more durable exacerbation control than either alone, especially in COPD and in the low-eosinophil / smoker populations where single agents have read inconsistently. No dual-alarmin asset has reported human efficacy; the lead, </w:t>
       </w:r>
-      <w:hyperlink w:history="1" r:id="rIdqvbffzzvos4b8v3oiudry">
+      <w:hyperlink w:history="1" r:id="rIdxzsxyzdnellplacmyyygo">
         <w:r>
           <w:rPr>
             <w:rStyle w:val="Hyperlink"/>
@@ -944,7 +944,7 @@
       <w:r>
         <w:t xml:space="preserve">The literature now frames TSLP and IL-33 as complementary, non-redundant epithelial alarmins, and reviews explicitly flag </w:t>
       </w:r>
-      <w:hyperlink w:history="1" r:id="rIdezcbruxoxfcac_qejdg7d">
+      <w:hyperlink w:history="1" r:id="rIdt3bqcq40r8vtgso7vmlak">
         <w:r>
           <w:rPr>
             <w:rStyle w:val="Hyperlink"/>
@@ -955,7 +955,7 @@
       <w:r>
         <w:t xml:space="preserve"> beyond single-pathway biologics. Regeneron is testing anti-IL-33 + anti-IL-4Rα combinations directly; a TSLP×IL-33 bispecific is the single-molecule version of the same upstream thesis. The unresolved point is COPD: single alarmins have improved lung function but </w:t>
       </w:r>
-      <w:hyperlink w:history="1" r:id="rIde-lownffb9ltbamreb94w">
+      <w:hyperlink w:history="1" r:id="rIdpzbv3zzbahgdpxq6ozi6c">
         <w:r>
           <w:rPr>
             <w:rStyle w:val="Hyperlink"/>
@@ -1808,7 +1808,7 @@
       <w:r>
         <w:t xml:space="preserve">Both diseases are exacerbation-driven and </w:t>
       </w:r>
-      <w:hyperlink w:history="1" r:id="rId-jwrbx_8ozttoxvj3qcbj">
+      <w:hyperlink w:history="1" r:id="rIdnqftiigd1m7vu3b-qv0lw">
         <w:r>
           <w:rPr>
             <w:rStyle w:val="Hyperlink"/>
@@ -1827,7 +1827,29 @@
         <w:t xml:space="preserve">tezepelumab's value was proving an upstream agent works across phenotypes</w:t>
       </w:r>
       <w:r>
-        <w:t xml:space="preserve">. In COPD — three-times-deadlier and far larger — only dupilumab is approved (eos-high), and the alarmin agents have struggled to convert lung-function gains into consistent exacerbation reductions. That conversion, across the broad COPD population, is the prize.</w:t>
+        <w:t xml:space="preserve">. In COPD — three-times-deadlier and far larger — two downstream biologics are now approved for the eosinophilic subset (dupilumab 2024 and </w:t>
+      </w:r>
+      <w:hyperlink w:history="1" r:id="rIduxvlrcwjsdxgfi4_7jdtr">
+        <w:r>
+          <w:rPr>
+            <w:rStyle w:val="Hyperlink"/>
+          </w:rPr>
+          <w:t xml:space="preserve">mepolizumab 2025</w:t>
+        </w:r>
+      </w:hyperlink>
+      <w:r>
+        <w:t xml:space="preserve">), while the upstream alarmin agents have read inconsistently: </w:t>
+      </w:r>
+      <w:hyperlink w:history="1" r:id="rIdtm9kx9txrhrtdyt5lp8fu">
+        <w:r>
+          <w:rPr>
+            <w:rStyle w:val="Hyperlink"/>
+          </w:rPr>
+          <w:t xml:space="preserve">astegolimab met in one Phase 3 and missed in its confirmatory one</w:t>
+        </w:r>
+      </w:hyperlink>
+      <w:r>
+        <w:t xml:space="preserve">, and tezepelumab's COURSE Phase 2a did not hit. Converting upstream blockade into consistent exacerbation control across the broad — not just eosinophilic — COPD population is the prize.</w:t>
       </w:r>
     </w:p>
     <w:p>
@@ -2449,7 +2471,7 @@
       <w:r>
         <w:t xml:space="preserve"> (gene IL33) signals through </w:t>
       </w:r>
-      <w:hyperlink w:history="1" r:id="rId4pv2rurknzpylf4zvqdkf">
+      <w:hyperlink w:history="1" r:id="rIdhl_qfrtplvfxynsqvq8s6">
         <w:r>
           <w:rPr>
             <w:rStyle w:val="Hyperlink"/>
@@ -2486,7 +2508,7 @@
       <w:r>
         <w:t xml:space="preserve">Single-alarmin blockade is validated but partial. </w:t>
       </w:r>
-      <w:hyperlink w:history="1" r:id="rIdafuj21un0intu8ghfq307">
+      <w:hyperlink w:history="1" r:id="rIdq_-onf20rymqjrv5531yb">
         <w:r>
           <w:rPr>
             <w:rStyle w:val="Hyperlink"/>
@@ -2497,7 +2519,7 @@
       <w:r>
         <w:t xml:space="preserve">, proving upstream blockade works below the eosinophil threshold where anti-IL-5 fails. Anti-IL-33 agents improve lung function and help former smokers in COPD, but </w:t>
       </w:r>
-      <w:hyperlink w:history="1" r:id="rIdzvee6zofjmkxu0t_8no_u">
+      <w:hyperlink w:history="1" r:id="rIdtl-a56al4wkkxyzuwdkol">
         <w:r>
           <w:rPr>
             <w:rStyle w:val="Hyperlink"/>
@@ -2552,7 +2574,7 @@
             <w:r>
               <w:t xml:space="preserve">If TSLP and IL-33 drive partly independent inflammatory programs, simultaneous blockade should control exacerbations across a broader population — including type-2-low and smoker COPD — than either alarmin alone. It is falsifiable: if a dual agent does not beat tezepelumab (asthma) or convert to a consistent COPD exacerbation reduction, the single-molecule premium collapses. </w:t>
             </w:r>
-            <w:hyperlink w:history="1" r:id="rIdyyl5iw1rlnxjzfjiqmsek">
+            <w:hyperlink w:history="1" r:id="rIdntn4bnzebvxfzkamnra_u">
               <w:r>
                 <w:rPr>
                   <w:rStyle w:val="Hyperlink"/>
@@ -3145,7 +3167,7 @@
                 <w:sz w:val="17"/>
                 <w:szCs w:val="17"/>
               </w:rPr>
-              <w:t xml:space="preserve">tozorakimab</w:t>
+              <w:t xml:space="preserve">mepolizumab</w:t>
             </w:r>
           </w:p>
         </w:tc>
@@ -3178,7 +3200,7 @@
                 <w:sz w:val="17"/>
                 <w:szCs w:val="17"/>
               </w:rPr>
-              <w:t xml:space="preserve">AstraZeneca</w:t>
+              <w:t xml:space="preserve">GSK</w:t>
             </w:r>
           </w:p>
         </w:tc>
@@ -3211,7 +3233,7 @@
                 <w:sz w:val="17"/>
                 <w:szCs w:val="17"/>
               </w:rPr>
-              <w:t xml:space="preserve">Ph3 → NDA (COPD)</w:t>
+              <w:t xml:space="preserve">Approved (COPD eos+)</w:t>
             </w:r>
           </w:p>
         </w:tc>
@@ -3244,7 +3266,7 @@
                 <w:sz w:val="17"/>
                 <w:szCs w:val="17"/>
               </w:rPr>
-              <w:t xml:space="preserve">anti-IL-33 mAb, SC</w:t>
+              <w:t xml:space="preserve">anti-IL-5 mAb, SC</w:t>
             </w:r>
           </w:p>
         </w:tc>
@@ -3277,7 +3299,7 @@
                 <w:sz w:val="17"/>
                 <w:szCs w:val="17"/>
               </w:rPr>
-              <w:t xml:space="preserve">Ph3 COPD positive</w:t>
+              <w:t xml:space="preserve">COPD severe exac −21%</w:t>
             </w:r>
           </w:p>
         </w:tc>
@@ -3315,7 +3337,7 @@
                 <w:sz w:val="17"/>
                 <w:szCs w:val="17"/>
               </w:rPr>
-              <w:t xml:space="preserve">itepekimab</w:t>
+              <w:t xml:space="preserve">tozorakimab</w:t>
             </w:r>
           </w:p>
         </w:tc>
@@ -3348,7 +3370,7 @@
                 <w:sz w:val="17"/>
                 <w:szCs w:val="17"/>
               </w:rPr>
-              <w:t xml:space="preserve">Regeneron / Sanofi</w:t>
+              <w:t xml:space="preserve">AstraZeneca</w:t>
             </w:r>
           </w:p>
         </w:tc>
@@ -3381,7 +3403,7 @@
                 <w:sz w:val="17"/>
                 <w:szCs w:val="17"/>
               </w:rPr>
-              <w:t xml:space="preserve">Ph3 (COPD)</w:t>
+              <w:t xml:space="preserve">Ph3 → NDA (COPD)</w:t>
             </w:r>
           </w:p>
         </w:tc>
@@ -3447,7 +3469,7 @@
                 <w:sz w:val="17"/>
                 <w:szCs w:val="17"/>
               </w:rPr>
-              <w:t xml:space="preserve">AERIFY mixed</w:t>
+              <w:t xml:space="preserve">Ph3 COPD positive</w:t>
             </w:r>
           </w:p>
         </w:tc>
@@ -3485,7 +3507,7 @@
                 <w:sz w:val="17"/>
                 <w:szCs w:val="17"/>
               </w:rPr>
-              <w:t xml:space="preserve">astegolimab</w:t>
+              <w:t xml:space="preserve">itepekimab</w:t>
             </w:r>
           </w:p>
         </w:tc>
@@ -3518,7 +3540,7 @@
                 <w:sz w:val="17"/>
                 <w:szCs w:val="17"/>
               </w:rPr>
-              <w:t xml:space="preserve">Roche</w:t>
+              <w:t xml:space="preserve">Regeneron / Sanofi</w:t>
             </w:r>
           </w:p>
         </w:tc>
@@ -3551,7 +3573,7 @@
                 <w:sz w:val="17"/>
                 <w:szCs w:val="17"/>
               </w:rPr>
-              <w:t xml:space="preserve">Ph3 (asthma/COPD)</w:t>
+              <w:t xml:space="preserve">Ph3 (COPD)</w:t>
             </w:r>
           </w:p>
         </w:tc>
@@ -3584,7 +3606,7 @@
                 <w:sz w:val="17"/>
                 <w:szCs w:val="17"/>
               </w:rPr>
-              <w:t xml:space="preserve">anti-ST2 mAb, SC</w:t>
+              <w:t xml:space="preserve">anti-IL-33 mAb, SC</w:t>
             </w:r>
           </w:p>
         </w:tc>
@@ -3617,7 +3639,7 @@
                 <w:sz w:val="17"/>
                 <w:szCs w:val="17"/>
               </w:rPr>
-              <w:t xml:space="preserve">Ph3 ongoing</w:t>
+              <w:t xml:space="preserve">AERIFY mixed</w:t>
             </w:r>
           </w:p>
         </w:tc>
@@ -3655,6 +3677,176 @@
                 <w:sz w:val="17"/>
                 <w:szCs w:val="17"/>
               </w:rPr>
+              <w:t xml:space="preserve">astegolimab</w:t>
+            </w:r>
+          </w:p>
+        </w:tc>
+        <w:tc>
+          <w:tcPr>
+            <w:tcW w:type="dxa" w:w="1900"/>
+            <w:tcBorders>
+              <w:top w:val="single" w:color="D6DEEA" w:sz="1"/>
+              <w:left w:val="single" w:color="D6DEEA" w:sz="1"/>
+              <w:bottom w:val="single" w:color="D6DEEA" w:sz="1"/>
+              <w:right w:val="single" w:color="D6DEEA" w:sz="1"/>
+            </w:tcBorders>
+            <w:shd w:fill="F5F8FF" w:val="clear"/>
+            <w:tcMar>
+              <w:top w:type="dxa" w:w="46"/>
+              <w:left w:type="dxa" w:w="94"/>
+              <w:bottom w:type="dxa" w:w="46"/>
+              <w:right w:type="dxa" w:w="94"/>
+            </w:tcMar>
+          </w:tcPr>
+          <w:p>
+            <w:pPr>
+              <w:jc w:val="left"/>
+            </w:pPr>
+            <w:r>
+              <w:rPr>
+                <w:b w:val="false"/>
+                <w:bCs w:val="false"/>
+                <w:color w:val="14274A"/>
+                <w:sz w:val="17"/>
+                <w:szCs w:val="17"/>
+              </w:rPr>
+              <w:t xml:space="preserve">Roche</w:t>
+            </w:r>
+          </w:p>
+        </w:tc>
+        <w:tc>
+          <w:tcPr>
+            <w:tcW w:type="dxa" w:w="1060"/>
+            <w:tcBorders>
+              <w:top w:val="single" w:color="D6DEEA" w:sz="1"/>
+              <w:left w:val="single" w:color="D6DEEA" w:sz="1"/>
+              <w:bottom w:val="single" w:color="D6DEEA" w:sz="1"/>
+              <w:right w:val="single" w:color="D6DEEA" w:sz="1"/>
+            </w:tcBorders>
+            <w:shd w:fill="F5F8FF" w:val="clear"/>
+            <w:tcMar>
+              <w:top w:type="dxa" w:w="46"/>
+              <w:left w:type="dxa" w:w="94"/>
+              <w:bottom w:type="dxa" w:w="46"/>
+              <w:right w:type="dxa" w:w="94"/>
+            </w:tcMar>
+          </w:tcPr>
+          <w:p>
+            <w:pPr>
+              <w:jc w:val="left"/>
+            </w:pPr>
+            <w:r>
+              <w:rPr>
+                <w:b w:val="false"/>
+                <w:bCs w:val="false"/>
+                <w:color w:val="14274A"/>
+                <w:sz w:val="17"/>
+                <w:szCs w:val="17"/>
+              </w:rPr>
+              <w:t xml:space="preserve">Ph2b/Ph3 (COPD)</w:t>
+            </w:r>
+          </w:p>
+        </w:tc>
+        <w:tc>
+          <w:tcPr>
+            <w:tcW w:type="dxa" w:w="3100"/>
+            <w:tcBorders>
+              <w:top w:val="single" w:color="D6DEEA" w:sz="1"/>
+              <w:left w:val="single" w:color="D6DEEA" w:sz="1"/>
+              <w:bottom w:val="single" w:color="D6DEEA" w:sz="1"/>
+              <w:right w:val="single" w:color="D6DEEA" w:sz="1"/>
+            </w:tcBorders>
+            <w:shd w:fill="F5F8FF" w:val="clear"/>
+            <w:tcMar>
+              <w:top w:type="dxa" w:w="46"/>
+              <w:left w:type="dxa" w:w="94"/>
+              <w:bottom w:type="dxa" w:w="46"/>
+              <w:right w:type="dxa" w:w="94"/>
+            </w:tcMar>
+          </w:tcPr>
+          <w:p>
+            <w:pPr>
+              <w:jc w:val="left"/>
+            </w:pPr>
+            <w:r>
+              <w:rPr>
+                <w:b w:val="false"/>
+                <w:bCs w:val="false"/>
+                <w:color w:val="14274A"/>
+                <w:sz w:val="17"/>
+                <w:szCs w:val="17"/>
+              </w:rPr>
+              <w:t xml:space="preserve">anti-ST2 mAb, SC</w:t>
+            </w:r>
+          </w:p>
+        </w:tc>
+        <w:tc>
+          <w:tcPr>
+            <w:tcW w:type="dxa" w:w="1400"/>
+            <w:tcBorders>
+              <w:top w:val="single" w:color="D6DEEA" w:sz="1"/>
+              <w:left w:val="single" w:color="D6DEEA" w:sz="1"/>
+              <w:bottom w:val="single" w:color="D6DEEA" w:sz="1"/>
+              <w:right w:val="single" w:color="D6DEEA" w:sz="1"/>
+            </w:tcBorders>
+            <w:shd w:fill="F5F8FF" w:val="clear"/>
+            <w:tcMar>
+              <w:top w:type="dxa" w:w="46"/>
+              <w:left w:type="dxa" w:w="94"/>
+              <w:bottom w:type="dxa" w:w="46"/>
+              <w:right w:type="dxa" w:w="94"/>
+            </w:tcMar>
+          </w:tcPr>
+          <w:p>
+            <w:pPr>
+              <w:jc w:val="left"/>
+            </w:pPr>
+            <w:r>
+              <w:rPr>
+                <w:b w:val="false"/>
+                <w:bCs w:val="false"/>
+                <w:color w:val="14274A"/>
+                <w:sz w:val="17"/>
+                <w:szCs w:val="17"/>
+              </w:rPr>
+              <w:t xml:space="preserve">ALIENTO met / ARNASA missed</w:t>
+            </w:r>
+          </w:p>
+        </w:tc>
+      </w:tr>
+      <w:tr>
+        <w:trPr>
+          <w:tblHeader w:val="false"/>
+        </w:trPr>
+        <w:tc>
+          <w:tcPr>
+            <w:tcW w:type="dxa" w:w="1900"/>
+            <w:tcBorders>
+              <w:top w:val="single" w:color="D6DEEA" w:sz="1"/>
+              <w:left w:val="single" w:color="D6DEEA" w:sz="1"/>
+              <w:bottom w:val="single" w:color="D6DEEA" w:sz="1"/>
+              <w:right w:val="single" w:color="D6DEEA" w:sz="1"/>
+            </w:tcBorders>
+            <w:shd w:fill="FFFFFF" w:val="clear"/>
+            <w:tcMar>
+              <w:top w:type="dxa" w:w="46"/>
+              <w:left w:type="dxa" w:w="94"/>
+              <w:bottom w:type="dxa" w:w="46"/>
+              <w:right w:type="dxa" w:w="94"/>
+            </w:tcMar>
+          </w:tcPr>
+          <w:p>
+            <w:pPr>
+              <w:jc w:val="left"/>
+            </w:pPr>
+            <w:r>
+              <w:rPr>
+                <w:b w:val="false"/>
+                <w:bCs w:val="false"/>
+                <w:color w:val="14274A"/>
+                <w:sz w:val="17"/>
+                <w:szCs w:val="17"/>
+              </w:rPr>
               <w:t xml:space="preserve">verekitug</w:t>
             </w:r>
           </w:p>
@@ -3668,6 +3860,143 @@
               <w:bottom w:val="single" w:color="D6DEEA" w:sz="1"/>
               <w:right w:val="single" w:color="D6DEEA" w:sz="1"/>
             </w:tcBorders>
+            <w:shd w:fill="FFFFFF" w:val="clear"/>
+            <w:tcMar>
+              <w:top w:type="dxa" w:w="46"/>
+              <w:left w:type="dxa" w:w="94"/>
+              <w:bottom w:type="dxa" w:w="46"/>
+              <w:right w:type="dxa" w:w="94"/>
+            </w:tcMar>
+          </w:tcPr>
+          <w:p>
+            <w:pPr>
+              <w:jc w:val="left"/>
+            </w:pPr>
+            <w:r>
+              <w:rPr>
+                <w:b w:val="false"/>
+                <w:bCs w:val="false"/>
+                <w:color w:val="14274A"/>
+                <w:sz w:val="17"/>
+                <w:szCs w:val="17"/>
+              </w:rPr>
+              <w:t xml:space="preserve">Upstream Bio</w:t>
+            </w:r>
+          </w:p>
+        </w:tc>
+        <w:tc>
+          <w:tcPr>
+            <w:tcW w:type="dxa" w:w="1060"/>
+            <w:tcBorders>
+              <w:top w:val="single" w:color="D6DEEA" w:sz="1"/>
+              <w:left w:val="single" w:color="D6DEEA" w:sz="1"/>
+              <w:bottom w:val="single" w:color="D6DEEA" w:sz="1"/>
+              <w:right w:val="single" w:color="D6DEEA" w:sz="1"/>
+            </w:tcBorders>
+            <w:shd w:fill="FFFFFF" w:val="clear"/>
+            <w:tcMar>
+              <w:top w:type="dxa" w:w="46"/>
+              <w:left w:type="dxa" w:w="94"/>
+              <w:bottom w:type="dxa" w:w="46"/>
+              <w:right w:type="dxa" w:w="94"/>
+            </w:tcMar>
+          </w:tcPr>
+          <w:p>
+            <w:pPr>
+              <w:jc w:val="left"/>
+            </w:pPr>
+            <w:r>
+              <w:rPr>
+                <w:b w:val="false"/>
+                <w:bCs w:val="false"/>
+                <w:color w:val="14274A"/>
+                <w:sz w:val="17"/>
+                <w:szCs w:val="17"/>
+              </w:rPr>
+              <w:t xml:space="preserve">Ph2</w:t>
+            </w:r>
+          </w:p>
+        </w:tc>
+        <w:tc>
+          <w:tcPr>
+            <w:tcW w:type="dxa" w:w="3100"/>
+            <w:tcBorders>
+              <w:top w:val="single" w:color="D6DEEA" w:sz="1"/>
+              <w:left w:val="single" w:color="D6DEEA" w:sz="1"/>
+              <w:bottom w:val="single" w:color="D6DEEA" w:sz="1"/>
+              <w:right w:val="single" w:color="D6DEEA" w:sz="1"/>
+            </w:tcBorders>
+            <w:shd w:fill="FFFFFF" w:val="clear"/>
+            <w:tcMar>
+              <w:top w:type="dxa" w:w="46"/>
+              <w:left w:type="dxa" w:w="94"/>
+              <w:bottom w:type="dxa" w:w="46"/>
+              <w:right w:type="dxa" w:w="94"/>
+            </w:tcMar>
+          </w:tcPr>
+          <w:p>
+            <w:pPr>
+              <w:jc w:val="left"/>
+            </w:pPr>
+            <w:r>
+              <w:rPr>
+                <w:b w:val="false"/>
+                <w:bCs w:val="false"/>
+                <w:color w:val="14274A"/>
+                <w:sz w:val="17"/>
+                <w:szCs w:val="17"/>
+              </w:rPr>
+              <w:t xml:space="preserve">anti-TSLPR mAb, SC (~Q24W)</w:t>
+            </w:r>
+          </w:p>
+        </w:tc>
+        <w:tc>
+          <w:tcPr>
+            <w:tcW w:type="dxa" w:w="1400"/>
+            <w:tcBorders>
+              <w:top w:val="single" w:color="D6DEEA" w:sz="1"/>
+              <w:left w:val="single" w:color="D6DEEA" w:sz="1"/>
+              <w:bottom w:val="single" w:color="D6DEEA" w:sz="1"/>
+              <w:right w:val="single" w:color="D6DEEA" w:sz="1"/>
+            </w:tcBorders>
+            <w:shd w:fill="FFFFFF" w:val="clear"/>
+            <w:tcMar>
+              <w:top w:type="dxa" w:w="46"/>
+              <w:left w:type="dxa" w:w="94"/>
+              <w:bottom w:type="dxa" w:w="46"/>
+              <w:right w:type="dxa" w:w="94"/>
+            </w:tcMar>
+          </w:tcPr>
+          <w:p>
+            <w:pPr>
+              <w:jc w:val="left"/>
+            </w:pPr>
+            <w:r>
+              <w:rPr>
+                <w:b w:val="false"/>
+                <w:bCs w:val="false"/>
+                <w:color w:val="14274A"/>
+                <w:sz w:val="17"/>
+                <w:szCs w:val="17"/>
+              </w:rPr>
+              <w:t xml:space="preserve">Ph2; long-acting</w:t>
+            </w:r>
+          </w:p>
+        </w:tc>
+      </w:tr>
+      <w:tr>
+        <w:trPr>
+          <w:tblHeader w:val="false"/>
+        </w:trPr>
+        <w:tc>
+          <w:tcPr>
+            <w:tcW w:type="dxa" w:w="1900"/>
+            <w:tcBorders>
+              <w:top w:val="single" w:color="D6DEEA" w:sz="1"/>
+              <w:left w:val="single" w:color="D6DEEA" w:sz="1"/>
+              <w:bottom w:val="single" w:color="D6DEEA" w:sz="1"/>
+              <w:right w:val="single" w:color="D6DEEA" w:sz="1"/>
+            </w:tcBorders>
             <w:shd w:fill="F5F8FF" w:val="clear"/>
             <w:tcMar>
               <w:top w:type="dxa" w:w="46"/>
@@ -3688,7 +4017,40 @@
                 <w:sz w:val="17"/>
                 <w:szCs w:val="17"/>
               </w:rPr>
-              <w:t xml:space="preserve">Upstream Bio</w:t>
+              <w:t xml:space="preserve">solrikitug</w:t>
+            </w:r>
+          </w:p>
+        </w:tc>
+        <w:tc>
+          <w:tcPr>
+            <w:tcW w:type="dxa" w:w="1900"/>
+            <w:tcBorders>
+              <w:top w:val="single" w:color="D6DEEA" w:sz="1"/>
+              <w:left w:val="single" w:color="D6DEEA" w:sz="1"/>
+              <w:bottom w:val="single" w:color="D6DEEA" w:sz="1"/>
+              <w:right w:val="single" w:color="D6DEEA" w:sz="1"/>
+            </w:tcBorders>
+            <w:shd w:fill="F5F8FF" w:val="clear"/>
+            <w:tcMar>
+              <w:top w:type="dxa" w:w="46"/>
+              <w:left w:type="dxa" w:w="94"/>
+              <w:bottom w:type="dxa" w:w="46"/>
+              <w:right w:type="dxa" w:w="94"/>
+            </w:tcMar>
+          </w:tcPr>
+          <w:p>
+            <w:pPr>
+              <w:jc w:val="left"/>
+            </w:pPr>
+            <w:r>
+              <w:rPr>
+                <w:b w:val="false"/>
+                <w:bCs w:val="false"/>
+                <w:color w:val="14274A"/>
+                <w:sz w:val="17"/>
+                <w:szCs w:val="17"/>
+              </w:rPr>
+              <w:t xml:space="preserve">Uniquity Bio (Merck)</w:t>
             </w:r>
           </w:p>
         </w:tc>
@@ -3754,7 +4116,7 @@
                 <w:sz w:val="17"/>
                 <w:szCs w:val="17"/>
               </w:rPr>
-              <w:t xml:space="preserve">anti-TSLPR mAb, SC (~Q24W)</w:t>
+              <w:t xml:space="preserve">anti-TSLP mAb, SC</w:t>
             </w:r>
           </w:p>
         </w:tc>
@@ -3787,7 +4149,7 @@
                 <w:sz w:val="17"/>
                 <w:szCs w:val="17"/>
               </w:rPr>
-              <w:t xml:space="preserve">Ph2; long-acting</w:t>
+              <w:t xml:space="preserve">next-gen; long half-life</w:t>
             </w:r>
           </w:p>
         </w:tc>
@@ -4006,7 +4368,7 @@
             <w:r>
               <w:t xml:space="preserve">In asthma, </w:t>
             </w:r>
-            <w:hyperlink w:history="1" r:id="rIdcptpg0sswf0k5num03h7s">
+            <w:hyperlink w:history="1" r:id="rIdyzlhv6xqbybotnhxaohfl">
               <w:r>
                 <w:rPr>
                   <w:rStyle w:val="Hyperlink"/>
@@ -4017,7 +4379,7 @@
             <w:r>
               <w:t xml:space="preserve"> across phenotypes; in eos-COPD, </w:t>
             </w:r>
-            <w:hyperlink w:history="1" r:id="rIdzcslkxvx0afzbhpszo4hg">
+            <w:hyperlink w:history="1" r:id="rIdijg8v9e0oi4ooeholturd">
               <w:r>
                 <w:rPr>
                   <w:rStyle w:val="Hyperlink"/>
@@ -5277,7 +5639,7 @@
                 <w:sz w:val="17"/>
                 <w:szCs w:val="17"/>
               </w:rPr>
-              <w:t xml:space="preserve">mepolizumab, benralizumab</w:t>
+              <w:t xml:space="preserve">mepolizumab (COPD-approved 2025), benralizumab</w:t>
             </w:r>
           </w:p>
         </w:tc>
@@ -5310,7 +5672,7 @@
                 <w:sz w:val="17"/>
                 <w:szCs w:val="17"/>
               </w:rPr>
-              <w:t xml:space="preserve">approved (asthma; COPD emerging)</w:t>
+              <w:t xml:space="preserve">approved asthma + eos-COPD</w:t>
             </w:r>
           </w:p>
         </w:tc>
@@ -5343,7 +5705,7 @@
                 <w:sz w:val="17"/>
                 <w:szCs w:val="17"/>
               </w:rPr>
-              <w:t xml:space="preserve">high-eos only; alarmin agents claim breadth beyond eos</w:t>
+              <w:t xml:space="preserve">high-eos only (benralizumab missed in COPD); alarmin agents claim breadth beyond eos</w:t>
             </w:r>
           </w:p>
         </w:tc>
@@ -5924,7 +6286,7 @@
       <w:r>
         <w:t xml:space="preserve">The alarmin axis extends to chronic rhinosinusitis with nasal polyps (tezepelumab </w:t>
       </w:r>
-      <w:hyperlink w:history="1" r:id="rIdis8xgjahixeuse_qiequz">
+      <w:hyperlink w:history="1" r:id="rIdsau5ynxwipl_viax_dzq0">
         <w:r>
           <w:rPr>
             <w:rStyle w:val="Hyperlink"/>
@@ -5981,18 +6343,18 @@
         <w:t xml:space="preserve">COPD is where mechanisms go to be humbled. </w:t>
       </w:r>
       <w:r>
-        <w:t xml:space="preserve">Single alarmins have improved FEV1 but </w:t>
+        <w:t xml:space="preserve">Single alarmins have improved lung function but </w:t>
       </w:r>
-      <w:hyperlink w:history="1" r:id="rIdiy2olipatfvzh0njwq_bf">
+      <w:hyperlink w:history="1" r:id="rIdqo5fqorlrcv28ajly-i6l">
         <w:r>
           <w:rPr>
             <w:rStyle w:val="Hyperlink"/>
           </w:rPr>
-          <w:t xml:space="preserve">not consistently reduced exacerbations</w:t>
+          <w:t xml:space="preserve">read inconsistently on exacerbations</w:t>
         </w:r>
       </w:hyperlink>
       <w:r>
-        <w:t xml:space="preserve"> (AERIFY-1 vs AERIFY-2 diverged); the disease's heterogeneity and noisy endpoints are the central execution risk — for a dual agent as much as a single one.</w:t>
+        <w:t xml:space="preserve"> — astegolimab met ALIENTO and missed ARNASA, itepekimab's AERIFY-1 and -2 diverged, and tezepelumab's COURSE Ph2a missed; the disease's heterogeneity and noisy endpoints are the central execution risk for a dual agent as much as a single one.</w:t>
       </w:r>
     </w:p>
     <w:p>
@@ -7185,7 +7547,7 @@
       <w:r>
         <w:t xml:space="preserve">Respiratory biologics list in the ~$3-4k/month range and are judged on net cost after rebates against inhaled triple therapy and ensifentrine. In a </w:t>
       </w:r>
-      <w:hyperlink w:history="1" r:id="rIdgn-ydoocst5bax3eozofy">
+      <w:hyperlink w:history="1" r:id="rId6cq2mib88cctas2mf8qqh">
         <w:r>
           <w:rPr>
             <w:rStyle w:val="Hyperlink"/>
@@ -8348,7 +8710,7 @@
       <w:r>
         <w:t xml:space="preserve">As in IBD, the dual-target bispecific supply is disproportionately China-originated: </w:t>
       </w:r>
-      <w:hyperlink w:history="1" r:id="rId_bxyzat6zg4jwpodelbzy">
+      <w:hyperlink w:history="1" r:id="rIdglms-zz3p1jdom9hqbln5">
         <w:r>
           <w:rPr>
             <w:rStyle w:val="Hyperlink"/>

--- a/AIB_TSLP_IL33_asthma_COPD_v1.docx
+++ b/AIB_TSLP_IL33_asthma_COPD_v1.docx
@@ -359,7 +359,7 @@
       <w:r>
         <w:t xml:space="preserve"> alarmins — TSLP and IL-33 — in a single molecule produces broader, more durable exacerbation control than either alone, especially in COPD and in the low-eosinophil / smoker populations where single agents have read inconsistently. No dual-alarmin asset has reported human efficacy; the lead, </w:t>
       </w:r>
-      <w:hyperlink w:history="1" r:id="rIdxzsxyzdnellplacmyyygo">
+      <w:hyperlink w:history="1" r:id="rIdnwduc-cfyaiicxr28v8kk">
         <w:r>
           <w:rPr>
             <w:rStyle w:val="Hyperlink"/>
@@ -412,7 +412,74 @@
               <w:t xml:space="preserve">State of validation: </w:t>
             </w:r>
             <w:r>
-              <w:t xml:space="preserve">TSLP blockade is approved (asthma) and IL-33 blockade is positive in Phase 3 (COPD); the dual-alarmin bispecific is unproven but already deal-validated. The opportunity is a single upstream agent that controls exacerbations across asthma and COPD — including type-2-low and smoker subgroups — better than today's single-pathway biologics.</w:t>
+              <w:t xml:space="preserve">TSLP blockade is approved (asthma) and IL-33 blockade is positive in Phase 3 (COPD); the dual-alarmin bispecific is unproven but already deal-validated. COPD is the largest opportunity and the largest unresolved uncertainty — upstream blockade has not yet been shown to consistently reduce COPD exacerbations.</w:t>
+            </w:r>
+          </w:p>
+        </w:tc>
+      </w:tr>
+    </w:tbl>
+    <w:tbl>
+      <w:tblPr>
+        <w:tblW w:type="dxa" w:w="9360"/>
+        <w:tblBorders>
+          <w:top w:val="single" w:color="auto" w:sz="4"/>
+          <w:left w:val="single" w:color="auto" w:sz="4"/>
+          <w:bottom w:val="single" w:color="auto" w:sz="4"/>
+          <w:right w:val="single" w:color="auto" w:sz="4"/>
+          <w:insideH w:val="single" w:color="auto" w:sz="4"/>
+          <w:insideV w:val="single" w:color="auto" w:sz="4"/>
+        </w:tblBorders>
+      </w:tblPr>
+      <w:tblGrid>
+        <w:gridCol w:w="9360"/>
+      </w:tblGrid>
+      <w:tr>
+        <w:tc>
+          <w:tcPr>
+            <w:tcBorders>
+              <w:top w:val="none"/>
+              <w:left w:val="single" w:color="1A3F8F" w:sz="18"/>
+              <w:bottom w:val="none"/>
+              <w:right w:val="none"/>
+            </w:tcBorders>
+            <w:shd w:fill="EEF4FB" w:val="clear"/>
+            <w:tcMar>
+              <w:top w:type="dxa" w:w="80"/>
+              <w:left w:type="dxa" w:w="150"/>
+              <w:bottom w:type="dxa" w:w="80"/>
+              <w:right w:type="dxa" w:w="130"/>
+            </w:tcMar>
+          </w:tcPr>
+          <w:p>
+            <w:r>
+              <w:rPr>
+                <w:b/>
+                <w:bCs/>
+              </w:rPr>
+              <w:t xml:space="preserve">Validation ≠ differentiation ≠ premium. </w:t>
+            </w:r>
+            <w:r>
+              <w:t xml:space="preserve">TSLP and IL-33 blockade are each clinically validated — the targets work. </w:t>
+            </w:r>
+            <w:r>
+              <w:rPr>
+                <w:b/>
+                <w:bCs/>
+              </w:rPr>
+              <w:t xml:space="preserve">Differentiation</w:t>
+            </w:r>
+            <w:r>
+              <w:t xml:space="preserve"> requires that combining them produces additive exacerbation control beyond the best single agent; that is unproven. A valuation </w:t>
+            </w:r>
+            <w:r>
+              <w:rPr>
+                <w:b/>
+                <w:bCs/>
+              </w:rPr>
+              <w:t xml:space="preserve">premium</w:t>
+            </w:r>
+            <w:r>
+              <w:t xml:space="preserve"> requires clinical evidence of that additive benefit at matched target engagement (vs simply co-administering two agents) — which no dual-alarmin dataset yet provides. This brief keeps the three separate.</w:t>
             </w:r>
           </w:p>
         </w:tc>
@@ -944,7 +1011,7 @@
       <w:r>
         <w:t xml:space="preserve">The literature now frames TSLP and IL-33 as complementary, non-redundant epithelial alarmins, and reviews explicitly flag </w:t>
       </w:r>
-      <w:hyperlink w:history="1" r:id="rIdt3bqcq40r8vtgso7vmlak">
+      <w:hyperlink w:history="1" r:id="rId4hyi_hogibpmbf7r4tsjp">
         <w:r>
           <w:rPr>
             <w:rStyle w:val="Hyperlink"/>
@@ -955,7 +1022,7 @@
       <w:r>
         <w:t xml:space="preserve"> beyond single-pathway biologics. Regeneron is testing anti-IL-33 + anti-IL-4Rα combinations directly; a TSLP×IL-33 bispecific is the single-molecule version of the same upstream thesis. The unresolved point is COPD: single alarmins have improved lung function but </w:t>
       </w:r>
-      <w:hyperlink w:history="1" r:id="rIdpzbv3zzbahgdpxq6ozi6c">
+      <w:hyperlink w:history="1" r:id="rIdwq0zyegi74ywpo7unqmac">
         <w:r>
           <w:rPr>
             <w:rStyle w:val="Hyperlink"/>
@@ -1808,7 +1875,7 @@
       <w:r>
         <w:t xml:space="preserve">Both diseases are exacerbation-driven and </w:t>
       </w:r>
-      <w:hyperlink w:history="1" r:id="rIdnqftiigd1m7vu3b-qv0lw">
+      <w:hyperlink w:history="1" r:id="rId3s5tk-xmn0mialjx3xyow">
         <w:r>
           <w:rPr>
             <w:rStyle w:val="Hyperlink"/>
@@ -1829,7 +1896,7 @@
       <w:r>
         <w:t xml:space="preserve">. In COPD — three-times-deadlier and far larger — two downstream biologics are now approved for the eosinophilic subset (dupilumab 2024 and </w:t>
       </w:r>
-      <w:hyperlink w:history="1" r:id="rIduxvlrcwjsdxgfi4_7jdtr">
+      <w:hyperlink w:history="1" r:id="rIdhqtuz9yt28b3ht6hz4ck_">
         <w:r>
           <w:rPr>
             <w:rStyle w:val="Hyperlink"/>
@@ -1840,7 +1907,7 @@
       <w:r>
         <w:t xml:space="preserve">), while the upstream alarmin agents have read inconsistently: </w:t>
       </w:r>
-      <w:hyperlink w:history="1" r:id="rIdtm9kx9txrhrtdyt5lp8fu">
+      <w:hyperlink w:history="1" r:id="rIdggdhn_rr58u3wrctsmeaq">
         <w:r>
           <w:rPr>
             <w:rStyle w:val="Hyperlink"/>
@@ -2471,7 +2538,7 @@
       <w:r>
         <w:t xml:space="preserve"> (gene IL33) signals through </w:t>
       </w:r>
-      <w:hyperlink w:history="1" r:id="rIdhl_qfrtplvfxynsqvq8s6">
+      <w:hyperlink w:history="1" r:id="rId8xtmrex-wvhznfzlyirli">
         <w:r>
           <w:rPr>
             <w:rStyle w:val="Hyperlink"/>
@@ -2508,7 +2575,7 @@
       <w:r>
         <w:t xml:space="preserve">Single-alarmin blockade is validated but partial. </w:t>
       </w:r>
-      <w:hyperlink w:history="1" r:id="rIdq_-onf20rymqjrv5531yb">
+      <w:hyperlink w:history="1" r:id="rId_h9dnkbcmu5e0tkt-heaq">
         <w:r>
           <w:rPr>
             <w:rStyle w:val="Hyperlink"/>
@@ -2519,7 +2586,7 @@
       <w:r>
         <w:t xml:space="preserve">, proving upstream blockade works below the eosinophil threshold where anti-IL-5 fails. Anti-IL-33 agents improve lung function and help former smokers in COPD, but </w:t>
       </w:r>
-      <w:hyperlink w:history="1" r:id="rIdtl-a56al4wkkxyzuwdkol">
+      <w:hyperlink w:history="1" r:id="rIdnajhg3zgkunhvmpfyrxy-">
         <w:r>
           <w:rPr>
             <w:rStyle w:val="Hyperlink"/>
@@ -2574,7 +2641,7 @@
             <w:r>
               <w:t xml:space="preserve">If TSLP and IL-33 drive partly independent inflammatory programs, simultaneous blockade should control exacerbations across a broader population — including type-2-low and smoker COPD — than either alarmin alone. It is falsifiable: if a dual agent does not beat tezepelumab (asthma) or convert to a consistent COPD exacerbation reduction, the single-molecule premium collapses. </w:t>
             </w:r>
-            <w:hyperlink w:history="1" r:id="rIdntn4bnzebvxfzkamnra_u">
+            <w:hyperlink w:history="1" r:id="rId70i-qcnxvu2byzvys-ktv">
               <w:r>
                 <w:rPr>
                   <w:rStyle w:val="Hyperlink"/>
@@ -4368,7 +4435,7 @@
             <w:r>
               <w:t xml:space="preserve">In asthma, </w:t>
             </w:r>
-            <w:hyperlink w:history="1" r:id="rIdyzlhv6xqbybotnhxaohfl">
+            <w:hyperlink w:history="1" r:id="rIdemtehsfoulroxyy8yjqbd">
               <w:r>
                 <w:rPr>
                   <w:rStyle w:val="Hyperlink"/>
@@ -4379,7 +4446,7 @@
             <w:r>
               <w:t xml:space="preserve"> across phenotypes; in eos-COPD, </w:t>
             </w:r>
-            <w:hyperlink w:history="1" r:id="rIdijg8v9e0oi4ooeholturd">
+            <w:hyperlink w:history="1" r:id="rIdamvrw95lsw9uuz6uotvgn">
               <w:r>
                 <w:rPr>
                   <w:rStyle w:val="Hyperlink"/>
@@ -6281,12 +6348,48 @@
           <w:b/>
           <w:bCs/>
         </w:rPr>
+        <w:t xml:space="preserve">The commercial benchmark is Dupixent, not just other alarmins. </w:t>
+      </w:r>
+      <w:r>
+        <w:t xml:space="preserve">A dual-alarmin agent competes against an expanding </w:t>
+      </w:r>
+      <w:hyperlink w:history="1" r:id="rId_5axe_td4d_87434koyrs">
+        <w:r>
+          <w:rPr>
+            <w:rStyle w:val="Hyperlink"/>
+          </w:rPr>
+          <w:t xml:space="preserve">dupilumab franchise</w:t>
+        </w:r>
+      </w:hyperlink>
+      <w:r>
+        <w:t xml:space="preserve"> — already approved in asthma and eos-COPD and growing across type-2 disease — and the most important strategic question is whether dual blockade adds efficacy </w:t>
+      </w:r>
+      <w:r>
+        <w:rPr>
+          <w:b/>
+          <w:bCs/>
+        </w:rPr>
+        <w:t xml:space="preserve">at matched target engagement</w:t>
+      </w:r>
+      <w:r>
+        <w:t xml:space="preserve"> versus simply combining two agents. If it does not, a combination regimen (which Regeneron is already testing) or Dupixent expansion is the simpler path, and the bispecific's premium evaporates.</w:t>
+      </w:r>
+    </w:p>
+    <w:p>
+      <w:pPr>
+        <w:spacing w:after="120"/>
+      </w:pPr>
+      <w:r>
+        <w:rPr>
+          <w:b/>
+          <w:bCs/>
+        </w:rPr>
         <w:t xml:space="preserve">Beyond asthma/COPD. </w:t>
       </w:r>
       <w:r>
         <w:t xml:space="preserve">The alarmin axis extends to chronic rhinosinusitis with nasal polyps (tezepelumab </w:t>
       </w:r>
-      <w:hyperlink w:history="1" r:id="rIdsau5ynxwipl_viax_dzq0">
+      <w:hyperlink w:history="1" r:id="rIdapnemewmthsh99eqyp5wa">
         <w:r>
           <w:rPr>
             <w:rStyle w:val="Hyperlink"/>
@@ -6345,7 +6448,7 @@
       <w:r>
         <w:t xml:space="preserve">Single alarmins have improved lung function but </w:t>
       </w:r>
-      <w:hyperlink w:history="1" r:id="rIdqo5fqorlrcv28ajly-i6l">
+      <w:hyperlink w:history="1" r:id="rId_ykxsfwxf77dcr5e2shbn">
         <w:r>
           <w:rPr>
             <w:rStyle w:val="Hyperlink"/>
@@ -7547,7 +7650,7 @@
       <w:r>
         <w:t xml:space="preserve">Respiratory biologics list in the ~$3-4k/month range and are judged on net cost after rebates against inhaled triple therapy and ensifentrine. In a </w:t>
       </w:r>
-      <w:hyperlink w:history="1" r:id="rId6cq2mib88cctas2mf8qqh">
+      <w:hyperlink w:history="1" r:id="rIdmi6btlsawu5gscllgc1xs">
         <w:r>
           <w:rPr>
             <w:rStyle w:val="Hyperlink"/>
@@ -8710,7 +8813,7 @@
       <w:r>
         <w:t xml:space="preserve">As in IBD, the dual-target bispecific supply is disproportionately China-originated: </w:t>
       </w:r>
-      <w:hyperlink w:history="1" r:id="rIdglms-zz3p1jdom9hqbln5">
+      <w:hyperlink w:history="1" r:id="rIdnrkakhzbic5uauolnf1jl">
         <w:r>
           <w:rPr>
             <w:rStyle w:val="Hyperlink"/>
@@ -9752,7 +9855,15 @@
         <w:pStyle w:val="Heading1"/>
       </w:pPr>
       <w:r>
-        <w:t xml:space="preserve">13 · Standing predictions</w:t>
+        <w:t xml:space="preserve">Why this thesis could fail</w:t>
+      </w:r>
+    </w:p>
+    <w:p>
+      <w:pPr>
+        <w:spacing w:after="120"/>
+      </w:pPr>
+      <w:r>
+        <w:t xml:space="preserve">The anti-thesis — the reasons a dual-alarmin agent may not justify its complexity:</w:t>
       </w:r>
     </w:p>
     <w:tbl>
@@ -9768,10 +9879,8 @@
         </w:tblBorders>
       </w:tblPr>
       <w:tblGrid>
-        <w:gridCol w:w="4600"/>
-        <w:gridCol w:w="1500"/>
-        <w:gridCol w:w="1500"/>
-        <w:gridCol w:w="1760"/>
+        <w:gridCol w:w="2550"/>
+        <w:gridCol w:w="6810"/>
       </w:tblGrid>
       <w:tr>
         <w:trPr>
@@ -9779,7 +9888,7 @@
         </w:trPr>
         <w:tc>
           <w:tcPr>
-            <w:tcW w:type="dxa" w:w="4600"/>
+            <w:tcW w:type="dxa" w:w="2550"/>
             <w:tcBorders>
               <w:top w:val="single" w:color="1A3F8F" w:sz="1"/>
               <w:left w:val="single" w:color="1A3F8F" w:sz="1"/>
@@ -9806,13 +9915,13 @@
                 <w:sz w:val="17"/>
                 <w:szCs w:val="17"/>
               </w:rPr>
-              <w:t xml:space="preserve">Prediction</w:t>
-            </w:r>
-          </w:p>
-        </w:tc>
-        <w:tc>
-          <w:tcPr>
-            <w:tcW w:type="dxa" w:w="1500"/>
+              <w:t xml:space="preserve">Failure mode</w:t>
+            </w:r>
+          </w:p>
+        </w:tc>
+        <w:tc>
+          <w:tcPr>
+            <w:tcW w:type="dxa" w:w="6810"/>
             <w:tcBorders>
               <w:top w:val="single" w:color="1A3F8F" w:sz="1"/>
               <w:left w:val="single" w:color="1A3F8F" w:sz="1"/>
@@ -9839,73 +9948,7 @@
                 <w:sz w:val="17"/>
                 <w:szCs w:val="17"/>
               </w:rPr>
-              <w:t xml:space="preserve">Type</w:t>
-            </w:r>
-          </w:p>
-        </w:tc>
-        <w:tc>
-          <w:tcPr>
-            <w:tcW w:type="dxa" w:w="1500"/>
-            <w:tcBorders>
-              <w:top w:val="single" w:color="1A3F8F" w:sz="1"/>
-              <w:left w:val="single" w:color="1A3F8F" w:sz="1"/>
-              <w:bottom w:val="single" w:color="1A3F8F" w:sz="1"/>
-              <w:right w:val="single" w:color="1A3F8F" w:sz="1"/>
-            </w:tcBorders>
-            <w:shd w:fill="1A3F8F" w:val="clear"/>
-            <w:tcMar>
-              <w:top w:type="dxa" w:w="46"/>
-              <w:left w:type="dxa" w:w="94"/>
-              <w:bottom w:type="dxa" w:w="46"/>
-              <w:right w:type="dxa" w:w="94"/>
-            </w:tcMar>
-          </w:tcPr>
-          <w:p>
-            <w:pPr>
-              <w:jc w:val="left"/>
-            </w:pPr>
-            <w:r>
-              <w:rPr>
-                <w:b/>
-                <w:bCs/>
-                <w:color w:val="FFFFFF"/>
-                <w:sz w:val="17"/>
-                <w:szCs w:val="17"/>
-              </w:rPr>
-              <w:t xml:space="preserve">Estimate</w:t>
-            </w:r>
-          </w:p>
-        </w:tc>
-        <w:tc>
-          <w:tcPr>
-            <w:tcW w:type="dxa" w:w="1760"/>
-            <w:tcBorders>
-              <w:top w:val="single" w:color="1A3F8F" w:sz="1"/>
-              <w:left w:val="single" w:color="1A3F8F" w:sz="1"/>
-              <w:bottom w:val="single" w:color="1A3F8F" w:sz="1"/>
-              <w:right w:val="single" w:color="1A3F8F" w:sz="1"/>
-            </w:tcBorders>
-            <w:shd w:fill="1A3F8F" w:val="clear"/>
-            <w:tcMar>
-              <w:top w:type="dxa" w:w="46"/>
-              <w:left w:type="dxa" w:w="94"/>
-              <w:bottom w:type="dxa" w:w="46"/>
-              <w:right w:type="dxa" w:w="94"/>
-            </w:tcMar>
-          </w:tcPr>
-          <w:p>
-            <w:pPr>
-              <w:jc w:val="left"/>
-            </w:pPr>
-            <w:r>
-              <w:rPr>
-                <w:b/>
-                <w:bCs/>
-                <w:color w:val="FFFFFF"/>
-                <w:sz w:val="17"/>
-                <w:szCs w:val="17"/>
-              </w:rPr>
-              <w:t xml:space="preserve">Resolves (range)</w:t>
+              <w:t xml:space="preserve">Why it could happen</w:t>
             </w:r>
           </w:p>
         </w:tc>
@@ -9916,133 +9959,64 @@
         </w:trPr>
         <w:tc>
           <w:tcPr>
-            <w:tcW w:type="dxa" w:w="4600"/>
-            <w:tcBorders>
-              <w:top w:val="single" w:color="D6DEEA" w:sz="1"/>
-              <w:left w:val="single" w:color="D6DEEA" w:sz="1"/>
-              <w:bottom w:val="single" w:color="D6DEEA" w:sz="1"/>
-              <w:right w:val="single" w:color="D6DEEA" w:sz="1"/>
-            </w:tcBorders>
-            <w:shd w:fill="FFFFFF" w:val="clear"/>
-            <w:tcMar>
-              <w:top w:type="dxa" w:w="46"/>
-              <w:left w:type="dxa" w:w="94"/>
-              <w:bottom w:type="dxa" w:w="46"/>
-              <w:right w:type="dxa" w:w="94"/>
-            </w:tcMar>
-          </w:tcPr>
-          <w:p>
-            <w:pPr>
-              <w:jc w:val="left"/>
-            </w:pPr>
-            <w:r>
-              <w:rPr>
-                <w:b w:val="false"/>
-                <w:bCs w:val="false"/>
-                <w:color w:val="14274A"/>
-                <w:sz w:val="17"/>
-                <w:szCs w:val="17"/>
-              </w:rPr>
-              <w:t xml:space="preserve">Tozorakimab files for COPD (NDA/MAA)</w:t>
-            </w:r>
-          </w:p>
-        </w:tc>
-        <w:tc>
-          <w:tcPr>
-            <w:tcW w:type="dxa" w:w="1500"/>
-            <w:tcBorders>
-              <w:top w:val="single" w:color="D6DEEA" w:sz="1"/>
-              <w:left w:val="single" w:color="D6DEEA" w:sz="1"/>
-              <w:bottom w:val="single" w:color="D6DEEA" w:sz="1"/>
-              <w:right w:val="single" w:color="D6DEEA" w:sz="1"/>
-            </w:tcBorders>
-            <w:shd w:fill="FFFFFF" w:val="clear"/>
-            <w:tcMar>
-              <w:top w:type="dxa" w:w="46"/>
-              <w:left w:type="dxa" w:w="94"/>
-              <w:bottom w:type="dxa" w:w="46"/>
-              <w:right w:type="dxa" w:w="94"/>
-            </w:tcMar>
-          </w:tcPr>
-          <w:p>
-            <w:pPr>
-              <w:jc w:val="left"/>
-            </w:pPr>
-            <w:r>
-              <w:rPr>
-                <w:b w:val="false"/>
-                <w:bCs w:val="false"/>
-                <w:color w:val="14274A"/>
-                <w:sz w:val="17"/>
-                <w:szCs w:val="17"/>
-              </w:rPr>
-              <w:t xml:space="preserve">regulatory</w:t>
-            </w:r>
-          </w:p>
-        </w:tc>
-        <w:tc>
-          <w:tcPr>
-            <w:tcW w:type="dxa" w:w="1500"/>
-            <w:tcBorders>
-              <w:top w:val="single" w:color="D6DEEA" w:sz="1"/>
-              <w:left w:val="single" w:color="D6DEEA" w:sz="1"/>
-              <w:bottom w:val="single" w:color="D6DEEA" w:sz="1"/>
-              <w:right w:val="single" w:color="D6DEEA" w:sz="1"/>
-            </w:tcBorders>
-            <w:shd w:fill="FFFFFF" w:val="clear"/>
-            <w:tcMar>
-              <w:top w:type="dxa" w:w="46"/>
-              <w:left w:type="dxa" w:w="94"/>
-              <w:bottom w:type="dxa" w:w="46"/>
-              <w:right w:type="dxa" w:w="94"/>
-            </w:tcMar>
-          </w:tcPr>
-          <w:p>
-            <w:pPr>
-              <w:jc w:val="left"/>
-            </w:pPr>
-            <w:r>
-              <w:rPr>
-                <w:b w:val="false"/>
-                <w:bCs w:val="false"/>
-                <w:color w:val="14274A"/>
-                <w:sz w:val="17"/>
-                <w:szCs w:val="17"/>
-              </w:rPr>
-              <w:t xml:space="preserve">70-80%</w:t>
-            </w:r>
-          </w:p>
-        </w:tc>
-        <w:tc>
-          <w:tcPr>
-            <w:tcW w:type="dxa" w:w="1760"/>
-            <w:tcBorders>
-              <w:top w:val="single" w:color="D6DEEA" w:sz="1"/>
-              <w:left w:val="single" w:color="D6DEEA" w:sz="1"/>
-              <w:bottom w:val="single" w:color="D6DEEA" w:sz="1"/>
-              <w:right w:val="single" w:color="D6DEEA" w:sz="1"/>
-            </w:tcBorders>
-            <w:shd w:fill="FFFFFF" w:val="clear"/>
-            <w:tcMar>
-              <w:top w:type="dxa" w:w="46"/>
-              <w:left w:type="dxa" w:w="94"/>
-              <w:bottom w:type="dxa" w:w="46"/>
-              <w:right w:type="dxa" w:w="94"/>
-            </w:tcMar>
-          </w:tcPr>
-          <w:p>
-            <w:pPr>
-              <w:jc w:val="left"/>
-            </w:pPr>
-            <w:r>
-              <w:rPr>
-                <w:b w:val="false"/>
-                <w:bCs w:val="false"/>
-                <w:color w:val="14274A"/>
-                <w:sz w:val="17"/>
-                <w:szCs w:val="17"/>
-              </w:rPr>
-              <w:t xml:space="preserve">H2 2026 – H1 2027</w:t>
+            <w:tcW w:type="dxa" w:w="2550"/>
+            <w:tcBorders>
+              <w:top w:val="single" w:color="D6DEEA" w:sz="1"/>
+              <w:left w:val="single" w:color="D6DEEA" w:sz="1"/>
+              <w:bottom w:val="single" w:color="D6DEEA" w:sz="1"/>
+              <w:right w:val="single" w:color="D6DEEA" w:sz="1"/>
+            </w:tcBorders>
+            <w:shd w:fill="FFFFFF" w:val="clear"/>
+            <w:tcMar>
+              <w:top w:type="dxa" w:w="46"/>
+              <w:left w:type="dxa" w:w="94"/>
+              <w:bottom w:type="dxa" w:w="46"/>
+              <w:right w:type="dxa" w:w="94"/>
+            </w:tcMar>
+          </w:tcPr>
+          <w:p>
+            <w:pPr>
+              <w:jc w:val="left"/>
+            </w:pPr>
+            <w:r>
+              <w:rPr>
+                <w:b/>
+                <w:bCs/>
+              </w:rPr>
+              <w:t xml:space="preserve">Pathway redundancy is overstated</w:t>
+            </w:r>
+          </w:p>
+        </w:tc>
+        <w:tc>
+          <w:tcPr>
+            <w:tcW w:type="dxa" w:w="6810"/>
+            <w:tcBorders>
+              <w:top w:val="single" w:color="D6DEEA" w:sz="1"/>
+              <w:left w:val="single" w:color="D6DEEA" w:sz="1"/>
+              <w:bottom w:val="single" w:color="D6DEEA" w:sz="1"/>
+              <w:right w:val="single" w:color="D6DEEA" w:sz="1"/>
+            </w:tcBorders>
+            <w:shd w:fill="FFFFFF" w:val="clear"/>
+            <w:tcMar>
+              <w:top w:type="dxa" w:w="46"/>
+              <w:left w:type="dxa" w:w="94"/>
+              <w:bottom w:type="dxa" w:w="46"/>
+              <w:right w:type="dxa" w:w="94"/>
+            </w:tcMar>
+          </w:tcPr>
+          <w:p>
+            <w:pPr>
+              <w:jc w:val="left"/>
+            </w:pPr>
+            <w:r>
+              <w:rPr>
+                <w:b w:val="false"/>
+                <w:bCs w:val="false"/>
+                <w:color w:val="14274A"/>
+                <w:sz w:val="17"/>
+                <w:szCs w:val="17"/>
+              </w:rPr>
+              <w:t xml:space="preserve">TSLP and IL-33 may converge on enough shared downstream signaling that blocking one captures most of the benefit; the second arm then adds molecular complexity without a proportional efficacy gain.</w:t>
             </w:r>
           </w:p>
         </w:tc>
@@ -10053,7 +10027,7 @@
         </w:trPr>
         <w:tc>
           <w:tcPr>
-            <w:tcW w:type="dxa" w:w="4600"/>
+            <w:tcW w:type="dxa" w:w="2550"/>
             <w:tcBorders>
               <w:top w:val="single" w:color="D6DEEA" w:sz="1"/>
               <w:left w:val="single" w:color="D6DEEA" w:sz="1"/>
@@ -10074,19 +10048,16 @@
             </w:pPr>
             <w:r>
               <w:rPr>
-                <w:b w:val="false"/>
-                <w:bCs w:val="false"/>
-                <w:color w:val="14274A"/>
-                <w:sz w:val="17"/>
-                <w:szCs w:val="17"/>
-              </w:rPr>
-              <w:t xml:space="preserve">Tezepelumab Phase 3 COPD reads positive</w:t>
-            </w:r>
-          </w:p>
-        </w:tc>
-        <w:tc>
-          <w:tcPr>
-            <w:tcW w:type="dxa" w:w="1500"/>
+                <w:b/>
+                <w:bCs/>
+              </w:rPr>
+              <w:t xml:space="preserve">One alarmin dominates clinically</w:t>
+            </w:r>
+          </w:p>
+        </w:tc>
+        <w:tc>
+          <w:tcPr>
+            <w:tcW w:type="dxa" w:w="6810"/>
             <w:tcBorders>
               <w:top w:val="single" w:color="D6DEEA" w:sz="1"/>
               <w:left w:val="single" w:color="D6DEEA" w:sz="1"/>
@@ -10113,73 +10084,7 @@
                 <w:sz w:val="17"/>
                 <w:szCs w:val="17"/>
               </w:rPr>
-              <w:t xml:space="preserve">outcome</w:t>
-            </w:r>
-          </w:p>
-        </w:tc>
-        <w:tc>
-          <w:tcPr>
-            <w:tcW w:type="dxa" w:w="1500"/>
-            <w:tcBorders>
-              <w:top w:val="single" w:color="D6DEEA" w:sz="1"/>
-              <w:left w:val="single" w:color="D6DEEA" w:sz="1"/>
-              <w:bottom w:val="single" w:color="D6DEEA" w:sz="1"/>
-              <w:right w:val="single" w:color="D6DEEA" w:sz="1"/>
-            </w:tcBorders>
-            <w:shd w:fill="F5F8FF" w:val="clear"/>
-            <w:tcMar>
-              <w:top w:type="dxa" w:w="46"/>
-              <w:left w:type="dxa" w:w="94"/>
-              <w:bottom w:type="dxa" w:w="46"/>
-              <w:right w:type="dxa" w:w="94"/>
-            </w:tcMar>
-          </w:tcPr>
-          <w:p>
-            <w:pPr>
-              <w:jc w:val="left"/>
-            </w:pPr>
-            <w:r>
-              <w:rPr>
-                <w:b w:val="false"/>
-                <w:bCs w:val="false"/>
-                <w:color w:val="14274A"/>
-                <w:sz w:val="17"/>
-                <w:szCs w:val="17"/>
-              </w:rPr>
-              <w:t xml:space="preserve">45-55%</w:t>
-            </w:r>
-          </w:p>
-        </w:tc>
-        <w:tc>
-          <w:tcPr>
-            <w:tcW w:type="dxa" w:w="1760"/>
-            <w:tcBorders>
-              <w:top w:val="single" w:color="D6DEEA" w:sz="1"/>
-              <w:left w:val="single" w:color="D6DEEA" w:sz="1"/>
-              <w:bottom w:val="single" w:color="D6DEEA" w:sz="1"/>
-              <w:right w:val="single" w:color="D6DEEA" w:sz="1"/>
-            </w:tcBorders>
-            <w:shd w:fill="F5F8FF" w:val="clear"/>
-            <w:tcMar>
-              <w:top w:type="dxa" w:w="46"/>
-              <w:left w:type="dxa" w:w="94"/>
-              <w:bottom w:type="dxa" w:w="46"/>
-              <w:right w:type="dxa" w:w="94"/>
-            </w:tcMar>
-          </w:tcPr>
-          <w:p>
-            <w:pPr>
-              <w:jc w:val="left"/>
-            </w:pPr>
-            <w:r>
-              <w:rPr>
-                <w:b w:val="false"/>
-                <w:bCs w:val="false"/>
-                <w:color w:val="14274A"/>
-                <w:sz w:val="17"/>
-                <w:szCs w:val="17"/>
-              </w:rPr>
-              <w:t xml:space="preserve">2027 – H1 2028</w:t>
+              <w:t xml:space="preserve">if TSLP (or IL-33) drives most exacerbations in practice, a monospecific suffices and the bispecific is over-engineered for the real biology.</w:t>
             </w:r>
           </w:p>
         </w:tc>
@@ -10190,133 +10095,64 @@
         </w:trPr>
         <w:tc>
           <w:tcPr>
-            <w:tcW w:type="dxa" w:w="4600"/>
-            <w:tcBorders>
-              <w:top w:val="single" w:color="D6DEEA" w:sz="1"/>
-              <w:left w:val="single" w:color="D6DEEA" w:sz="1"/>
-              <w:bottom w:val="single" w:color="D6DEEA" w:sz="1"/>
-              <w:right w:val="single" w:color="D6DEEA" w:sz="1"/>
-            </w:tcBorders>
-            <w:shd w:fill="FFFFFF" w:val="clear"/>
-            <w:tcMar>
-              <w:top w:type="dxa" w:w="46"/>
-              <w:left w:type="dxa" w:w="94"/>
-              <w:bottom w:type="dxa" w:w="46"/>
-              <w:right w:type="dxa" w:w="94"/>
-            </w:tcMar>
-          </w:tcPr>
-          <w:p>
-            <w:pPr>
-              <w:jc w:val="left"/>
-            </w:pPr>
-            <w:r>
-              <w:rPr>
-                <w:b w:val="false"/>
-                <w:bCs w:val="false"/>
-                <w:color w:val="14274A"/>
-                <w:sz w:val="17"/>
-                <w:szCs w:val="17"/>
-              </w:rPr>
-              <w:t xml:space="preserve">A first TSLP×IL-33 bispecific reaches the clinic</w:t>
-            </w:r>
-          </w:p>
-        </w:tc>
-        <w:tc>
-          <w:tcPr>
-            <w:tcW w:type="dxa" w:w="1500"/>
-            <w:tcBorders>
-              <w:top w:val="single" w:color="D6DEEA" w:sz="1"/>
-              <w:left w:val="single" w:color="D6DEEA" w:sz="1"/>
-              <w:bottom w:val="single" w:color="D6DEEA" w:sz="1"/>
-              <w:right w:val="single" w:color="D6DEEA" w:sz="1"/>
-            </w:tcBorders>
-            <w:shd w:fill="FFFFFF" w:val="clear"/>
-            <w:tcMar>
-              <w:top w:type="dxa" w:w="46"/>
-              <w:left w:type="dxa" w:w="94"/>
-              <w:bottom w:type="dxa" w:w="46"/>
-              <w:right w:type="dxa" w:w="94"/>
-            </w:tcMar>
-          </w:tcPr>
-          <w:p>
-            <w:pPr>
-              <w:jc w:val="left"/>
-            </w:pPr>
-            <w:r>
-              <w:rPr>
-                <w:b w:val="false"/>
-                <w:bCs w:val="false"/>
-                <w:color w:val="14274A"/>
-                <w:sz w:val="17"/>
-                <w:szCs w:val="17"/>
-              </w:rPr>
-              <w:t xml:space="preserve">first-to-clinic</w:t>
-            </w:r>
-          </w:p>
-        </w:tc>
-        <w:tc>
-          <w:tcPr>
-            <w:tcW w:type="dxa" w:w="1500"/>
-            <w:tcBorders>
-              <w:top w:val="single" w:color="D6DEEA" w:sz="1"/>
-              <w:left w:val="single" w:color="D6DEEA" w:sz="1"/>
-              <w:bottom w:val="single" w:color="D6DEEA" w:sz="1"/>
-              <w:right w:val="single" w:color="D6DEEA" w:sz="1"/>
-            </w:tcBorders>
-            <w:shd w:fill="FFFFFF" w:val="clear"/>
-            <w:tcMar>
-              <w:top w:type="dxa" w:w="46"/>
-              <w:left w:type="dxa" w:w="94"/>
-              <w:bottom w:type="dxa" w:w="46"/>
-              <w:right w:type="dxa" w:w="94"/>
-            </w:tcMar>
-          </w:tcPr>
-          <w:p>
-            <w:pPr>
-              <w:jc w:val="left"/>
-            </w:pPr>
-            <w:r>
-              <w:rPr>
-                <w:b w:val="false"/>
-                <w:bCs w:val="false"/>
-                <w:color w:val="14274A"/>
-                <w:sz w:val="17"/>
-                <w:szCs w:val="17"/>
-              </w:rPr>
-              <w:t xml:space="preserve">55-65%</w:t>
-            </w:r>
-          </w:p>
-        </w:tc>
-        <w:tc>
-          <w:tcPr>
-            <w:tcW w:type="dxa" w:w="1760"/>
-            <w:tcBorders>
-              <w:top w:val="single" w:color="D6DEEA" w:sz="1"/>
-              <w:left w:val="single" w:color="D6DEEA" w:sz="1"/>
-              <w:bottom w:val="single" w:color="D6DEEA" w:sz="1"/>
-              <w:right w:val="single" w:color="D6DEEA" w:sz="1"/>
-            </w:tcBorders>
-            <w:shd w:fill="FFFFFF" w:val="clear"/>
-            <w:tcMar>
-              <w:top w:type="dxa" w:w="46"/>
-              <w:left w:type="dxa" w:w="94"/>
-              <w:bottom w:type="dxa" w:w="46"/>
-              <w:right w:type="dxa" w:w="94"/>
-            </w:tcMar>
-          </w:tcPr>
-          <w:p>
-            <w:pPr>
-              <w:jc w:val="left"/>
-            </w:pPr>
-            <w:r>
-              <w:rPr>
-                <w:b w:val="false"/>
-                <w:bCs w:val="false"/>
-                <w:color w:val="14274A"/>
-                <w:sz w:val="17"/>
-                <w:szCs w:val="17"/>
-              </w:rPr>
-              <w:t xml:space="preserve">H2 2026 – 2027</w:t>
+            <w:tcW w:type="dxa" w:w="2550"/>
+            <w:tcBorders>
+              <w:top w:val="single" w:color="D6DEEA" w:sz="1"/>
+              <w:left w:val="single" w:color="D6DEEA" w:sz="1"/>
+              <w:bottom w:val="single" w:color="D6DEEA" w:sz="1"/>
+              <w:right w:val="single" w:color="D6DEEA" w:sz="1"/>
+            </w:tcBorders>
+            <w:shd w:fill="FFFFFF" w:val="clear"/>
+            <w:tcMar>
+              <w:top w:type="dxa" w:w="46"/>
+              <w:left w:type="dxa" w:w="94"/>
+              <w:bottom w:type="dxa" w:w="46"/>
+              <w:right w:type="dxa" w:w="94"/>
+            </w:tcMar>
+          </w:tcPr>
+          <w:p>
+            <w:pPr>
+              <w:jc w:val="left"/>
+            </w:pPr>
+            <w:r>
+              <w:rPr>
+                <w:b/>
+                <w:bCs/>
+              </w:rPr>
+              <w:t xml:space="preserve">COPD endpoints defeat it</w:t>
+            </w:r>
+          </w:p>
+        </w:tc>
+        <w:tc>
+          <w:tcPr>
+            <w:tcW w:type="dxa" w:w="6810"/>
+            <w:tcBorders>
+              <w:top w:val="single" w:color="D6DEEA" w:sz="1"/>
+              <w:left w:val="single" w:color="D6DEEA" w:sz="1"/>
+              <w:bottom w:val="single" w:color="D6DEEA" w:sz="1"/>
+              <w:right w:val="single" w:color="D6DEEA" w:sz="1"/>
+            </w:tcBorders>
+            <w:shd w:fill="FFFFFF" w:val="clear"/>
+            <w:tcMar>
+              <w:top w:type="dxa" w:w="46"/>
+              <w:left w:type="dxa" w:w="94"/>
+              <w:bottom w:type="dxa" w:w="46"/>
+              <w:right w:type="dxa" w:w="94"/>
+            </w:tcMar>
+          </w:tcPr>
+          <w:p>
+            <w:pPr>
+              <w:jc w:val="left"/>
+            </w:pPr>
+            <w:r>
+              <w:rPr>
+                <w:b w:val="false"/>
+                <w:bCs w:val="false"/>
+                <w:color w:val="14274A"/>
+                <w:sz w:val="17"/>
+                <w:szCs w:val="17"/>
+              </w:rPr>
+              <w:t xml:space="preserve">single alarmins have repeatedly failed to convert lung-function gains into consistent exacerbation reduction (COURSE missed; ARNASA missed); the same heterogeneity and noise can humble a dual agent.</w:t>
             </w:r>
           </w:p>
         </w:tc>
@@ -10327,7 +10163,7 @@
         </w:trPr>
         <w:tc>
           <w:tcPr>
-            <w:tcW w:type="dxa" w:w="4600"/>
+            <w:tcW w:type="dxa" w:w="2550"/>
             <w:tcBorders>
               <w:top w:val="single" w:color="D6DEEA" w:sz="1"/>
               <w:left w:val="single" w:color="D6DEEA" w:sz="1"/>
@@ -10348,6 +10184,862 @@
             </w:pPr>
             <w:r>
               <w:rPr>
+                <w:b/>
+                <w:bCs/>
+              </w:rPr>
+              <w:t xml:space="preserve">Safety without efficacy</w:t>
+            </w:r>
+          </w:p>
+        </w:tc>
+        <w:tc>
+          <w:tcPr>
+            <w:tcW w:type="dxa" w:w="6810"/>
+            <w:tcBorders>
+              <w:top w:val="single" w:color="D6DEEA" w:sz="1"/>
+              <w:left w:val="single" w:color="D6DEEA" w:sz="1"/>
+              <w:bottom w:val="single" w:color="D6DEEA" w:sz="1"/>
+              <w:right w:val="single" w:color="D6DEEA" w:sz="1"/>
+            </w:tcBorders>
+            <w:shd w:fill="F5F8FF" w:val="clear"/>
+            <w:tcMar>
+              <w:top w:type="dxa" w:w="46"/>
+              <w:left w:type="dxa" w:w="94"/>
+              <w:bottom w:type="dxa" w:w="46"/>
+              <w:right w:type="dxa" w:w="94"/>
+            </w:tcMar>
+          </w:tcPr>
+          <w:p>
+            <w:pPr>
+              <w:jc w:val="left"/>
+            </w:pPr>
+            <w:r>
+              <w:rPr>
+                <w:b w:val="false"/>
+                <w:bCs w:val="false"/>
+                <w:color w:val="14274A"/>
+                <w:sz w:val="17"/>
+                <w:szCs w:val="17"/>
+              </w:rPr>
+              <w:t xml:space="preserve">blocking two anti-viral / homeostatic alarmins could raise infection risk in older COPD patients without a matching efficacy benefit — the worst trade.</w:t>
+            </w:r>
+          </w:p>
+        </w:tc>
+      </w:tr>
+      <w:tr>
+        <w:trPr>
+          <w:tblHeader w:val="false"/>
+        </w:trPr>
+        <w:tc>
+          <w:tcPr>
+            <w:tcW w:type="dxa" w:w="2550"/>
+            <w:tcBorders>
+              <w:top w:val="single" w:color="D6DEEA" w:sz="1"/>
+              <w:left w:val="single" w:color="D6DEEA" w:sz="1"/>
+              <w:bottom w:val="single" w:color="D6DEEA" w:sz="1"/>
+              <w:right w:val="single" w:color="D6DEEA" w:sz="1"/>
+            </w:tcBorders>
+            <w:shd w:fill="FFFFFF" w:val="clear"/>
+            <w:tcMar>
+              <w:top w:type="dxa" w:w="46"/>
+              <w:left w:type="dxa" w:w="94"/>
+              <w:bottom w:type="dxa" w:w="46"/>
+              <w:right w:type="dxa" w:w="94"/>
+            </w:tcMar>
+          </w:tcPr>
+          <w:p>
+            <w:pPr>
+              <w:jc w:val="left"/>
+            </w:pPr>
+            <w:r>
+              <w:rPr>
+                <w:b/>
+                <w:bCs/>
+              </w:rPr>
+              <w:t xml:space="preserve">Dupixent / orals get there first</w:t>
+            </w:r>
+          </w:p>
+        </w:tc>
+        <w:tc>
+          <w:tcPr>
+            <w:tcW w:type="dxa" w:w="6810"/>
+            <w:tcBorders>
+              <w:top w:val="single" w:color="D6DEEA" w:sz="1"/>
+              <w:left w:val="single" w:color="D6DEEA" w:sz="1"/>
+              <w:bottom w:val="single" w:color="D6DEEA" w:sz="1"/>
+              <w:right w:val="single" w:color="D6DEEA" w:sz="1"/>
+            </w:tcBorders>
+            <w:shd w:fill="FFFFFF" w:val="clear"/>
+            <w:tcMar>
+              <w:top w:type="dxa" w:w="46"/>
+              <w:left w:type="dxa" w:w="94"/>
+              <w:bottom w:type="dxa" w:w="46"/>
+              <w:right w:type="dxa" w:w="94"/>
+            </w:tcMar>
+          </w:tcPr>
+          <w:p>
+            <w:pPr>
+              <w:jc w:val="left"/>
+            </w:pPr>
+            <w:r>
+              <w:rPr>
+                <w:b w:val="false"/>
+                <w:bCs w:val="false"/>
+                <w:color w:val="14274A"/>
+                <w:sz w:val="17"/>
+                <w:szCs w:val="17"/>
+              </w:rPr>
+              <w:t xml:space="preserve">the dual agent competes against an expanding Dupixent franchise and convenient inhaled add-ons; the commercial window can close before it reads out.</w:t>
+            </w:r>
+          </w:p>
+        </w:tc>
+      </w:tr>
+    </w:tbl>
+    <w:p>
+      <w:pPr>
+        <w:pStyle w:val="Heading1"/>
+      </w:pPr>
+      <w:r>
+        <w:t xml:space="preserve">13 · Standing predictions</w:t>
+      </w:r>
+    </w:p>
+    <w:p>
+      <w:pPr>
+        <w:spacing w:after="120"/>
+      </w:pPr>
+      <w:r>
+        <w:rPr>
+          <w:i/>
+          <w:iCs/>
+        </w:rPr>
+        <w:t xml:space="preserve">Confidence is a 1-5 calibration of how firmly the evidence supports the call (5 = strong data + precedent; 2 = mechanistic hypothesis).</w:t>
+      </w:r>
+    </w:p>
+    <w:tbl>
+      <w:tblPr>
+        <w:tblW w:type="dxa" w:w="9360"/>
+        <w:tblBorders>
+          <w:top w:val="single" w:color="auto" w:sz="4"/>
+          <w:left w:val="single" w:color="auto" w:sz="4"/>
+          <w:bottom w:val="single" w:color="auto" w:sz="4"/>
+          <w:right w:val="single" w:color="auto" w:sz="4"/>
+          <w:insideH w:val="single" w:color="auto" w:sz="4"/>
+          <w:insideV w:val="single" w:color="auto" w:sz="4"/>
+        </w:tblBorders>
+      </w:tblPr>
+      <w:tblGrid>
+        <w:gridCol w:w="3250"/>
+        <w:gridCol w:w="1150"/>
+        <w:gridCol w:w="1250"/>
+        <w:gridCol w:w="1550"/>
+        <w:gridCol w:w="2160"/>
+      </w:tblGrid>
+      <w:tr>
+        <w:trPr>
+          <w:tblHeader/>
+        </w:trPr>
+        <w:tc>
+          <w:tcPr>
+            <w:tcW w:type="dxa" w:w="3250"/>
+            <w:tcBorders>
+              <w:top w:val="single" w:color="1A3F8F" w:sz="1"/>
+              <w:left w:val="single" w:color="1A3F8F" w:sz="1"/>
+              <w:bottom w:val="single" w:color="1A3F8F" w:sz="1"/>
+              <w:right w:val="single" w:color="1A3F8F" w:sz="1"/>
+            </w:tcBorders>
+            <w:shd w:fill="1A3F8F" w:val="clear"/>
+            <w:tcMar>
+              <w:top w:type="dxa" w:w="46"/>
+              <w:left w:type="dxa" w:w="94"/>
+              <w:bottom w:type="dxa" w:w="46"/>
+              <w:right w:type="dxa" w:w="94"/>
+            </w:tcMar>
+          </w:tcPr>
+          <w:p>
+            <w:pPr>
+              <w:jc w:val="left"/>
+            </w:pPr>
+            <w:r>
+              <w:rPr>
+                <w:b/>
+                <w:bCs/>
+                <w:color w:val="FFFFFF"/>
+                <w:sz w:val="17"/>
+                <w:szCs w:val="17"/>
+              </w:rPr>
+              <w:t xml:space="preserve">Prediction</w:t>
+            </w:r>
+          </w:p>
+        </w:tc>
+        <w:tc>
+          <w:tcPr>
+            <w:tcW w:type="dxa" w:w="1150"/>
+            <w:tcBorders>
+              <w:top w:val="single" w:color="1A3F8F" w:sz="1"/>
+              <w:left w:val="single" w:color="1A3F8F" w:sz="1"/>
+              <w:bottom w:val="single" w:color="1A3F8F" w:sz="1"/>
+              <w:right w:val="single" w:color="1A3F8F" w:sz="1"/>
+            </w:tcBorders>
+            <w:shd w:fill="1A3F8F" w:val="clear"/>
+            <w:tcMar>
+              <w:top w:type="dxa" w:w="46"/>
+              <w:left w:type="dxa" w:w="94"/>
+              <w:bottom w:type="dxa" w:w="46"/>
+              <w:right w:type="dxa" w:w="94"/>
+            </w:tcMar>
+          </w:tcPr>
+          <w:p>
+            <w:pPr>
+              <w:jc w:val="left"/>
+            </w:pPr>
+            <w:r>
+              <w:rPr>
+                <w:b/>
+                <w:bCs/>
+                <w:color w:val="FFFFFF"/>
+                <w:sz w:val="17"/>
+                <w:szCs w:val="17"/>
+              </w:rPr>
+              <w:t xml:space="preserve">Type</w:t>
+            </w:r>
+          </w:p>
+        </w:tc>
+        <w:tc>
+          <w:tcPr>
+            <w:tcW w:type="dxa" w:w="1250"/>
+            <w:tcBorders>
+              <w:top w:val="single" w:color="1A3F8F" w:sz="1"/>
+              <w:left w:val="single" w:color="1A3F8F" w:sz="1"/>
+              <w:bottom w:val="single" w:color="1A3F8F" w:sz="1"/>
+              <w:right w:val="single" w:color="1A3F8F" w:sz="1"/>
+            </w:tcBorders>
+            <w:shd w:fill="1A3F8F" w:val="clear"/>
+            <w:tcMar>
+              <w:top w:type="dxa" w:w="46"/>
+              <w:left w:type="dxa" w:w="94"/>
+              <w:bottom w:type="dxa" w:w="46"/>
+              <w:right w:type="dxa" w:w="94"/>
+            </w:tcMar>
+          </w:tcPr>
+          <w:p>
+            <w:pPr>
+              <w:jc w:val="left"/>
+            </w:pPr>
+            <w:r>
+              <w:rPr>
+                <w:b/>
+                <w:bCs/>
+                <w:color w:val="FFFFFF"/>
+                <w:sz w:val="17"/>
+                <w:szCs w:val="17"/>
+              </w:rPr>
+              <w:t xml:space="preserve">Estimate</w:t>
+            </w:r>
+          </w:p>
+        </w:tc>
+        <w:tc>
+          <w:tcPr>
+            <w:tcW w:type="dxa" w:w="1550"/>
+            <w:tcBorders>
+              <w:top w:val="single" w:color="1A3F8F" w:sz="1"/>
+              <w:left w:val="single" w:color="1A3F8F" w:sz="1"/>
+              <w:bottom w:val="single" w:color="1A3F8F" w:sz="1"/>
+              <w:right w:val="single" w:color="1A3F8F" w:sz="1"/>
+            </w:tcBorders>
+            <w:shd w:fill="1A3F8F" w:val="clear"/>
+            <w:tcMar>
+              <w:top w:type="dxa" w:w="46"/>
+              <w:left w:type="dxa" w:w="94"/>
+              <w:bottom w:type="dxa" w:w="46"/>
+              <w:right w:type="dxa" w:w="94"/>
+            </w:tcMar>
+          </w:tcPr>
+          <w:p>
+            <w:pPr>
+              <w:jc w:val="left"/>
+            </w:pPr>
+            <w:r>
+              <w:rPr>
+                <w:b/>
+                <w:bCs/>
+                <w:color w:val="FFFFFF"/>
+                <w:sz w:val="17"/>
+                <w:szCs w:val="17"/>
+              </w:rPr>
+              <w:t xml:space="preserve">Resolves (range)</w:t>
+            </w:r>
+          </w:p>
+        </w:tc>
+        <w:tc>
+          <w:tcPr>
+            <w:tcW w:type="dxa" w:w="2160"/>
+            <w:tcBorders>
+              <w:top w:val="single" w:color="1A3F8F" w:sz="1"/>
+              <w:left w:val="single" w:color="1A3F8F" w:sz="1"/>
+              <w:bottom w:val="single" w:color="1A3F8F" w:sz="1"/>
+              <w:right w:val="single" w:color="1A3F8F" w:sz="1"/>
+            </w:tcBorders>
+            <w:shd w:fill="1A3F8F" w:val="clear"/>
+            <w:tcMar>
+              <w:top w:type="dxa" w:w="46"/>
+              <w:left w:type="dxa" w:w="94"/>
+              <w:bottom w:type="dxa" w:w="46"/>
+              <w:right w:type="dxa" w:w="94"/>
+            </w:tcMar>
+          </w:tcPr>
+          <w:p>
+            <w:pPr>
+              <w:jc w:val="left"/>
+            </w:pPr>
+            <w:r>
+              <w:rPr>
+                <w:b/>
+                <w:bCs/>
+                <w:color w:val="FFFFFF"/>
+                <w:sz w:val="17"/>
+                <w:szCs w:val="17"/>
+              </w:rPr>
+              <w:t xml:space="preserve">Confidence · basis</w:t>
+            </w:r>
+          </w:p>
+        </w:tc>
+      </w:tr>
+      <w:tr>
+        <w:trPr>
+          <w:tblHeader w:val="false"/>
+        </w:trPr>
+        <w:tc>
+          <w:tcPr>
+            <w:tcW w:type="dxa" w:w="3250"/>
+            <w:tcBorders>
+              <w:top w:val="single" w:color="D6DEEA" w:sz="1"/>
+              <w:left w:val="single" w:color="D6DEEA" w:sz="1"/>
+              <w:bottom w:val="single" w:color="D6DEEA" w:sz="1"/>
+              <w:right w:val="single" w:color="D6DEEA" w:sz="1"/>
+            </w:tcBorders>
+            <w:shd w:fill="FFFFFF" w:val="clear"/>
+            <w:tcMar>
+              <w:top w:type="dxa" w:w="46"/>
+              <w:left w:type="dxa" w:w="94"/>
+              <w:bottom w:type="dxa" w:w="46"/>
+              <w:right w:type="dxa" w:w="94"/>
+            </w:tcMar>
+          </w:tcPr>
+          <w:p>
+            <w:pPr>
+              <w:jc w:val="left"/>
+            </w:pPr>
+            <w:r>
+              <w:rPr>
+                <w:b w:val="false"/>
+                <w:bCs w:val="false"/>
+                <w:color w:val="14274A"/>
+                <w:sz w:val="17"/>
+                <w:szCs w:val="17"/>
+              </w:rPr>
+              <w:t xml:space="preserve">Tozorakimab files for COPD (NDA/MAA)</w:t>
+            </w:r>
+          </w:p>
+        </w:tc>
+        <w:tc>
+          <w:tcPr>
+            <w:tcW w:type="dxa" w:w="1150"/>
+            <w:tcBorders>
+              <w:top w:val="single" w:color="D6DEEA" w:sz="1"/>
+              <w:left w:val="single" w:color="D6DEEA" w:sz="1"/>
+              <w:bottom w:val="single" w:color="D6DEEA" w:sz="1"/>
+              <w:right w:val="single" w:color="D6DEEA" w:sz="1"/>
+            </w:tcBorders>
+            <w:shd w:fill="FFFFFF" w:val="clear"/>
+            <w:tcMar>
+              <w:top w:type="dxa" w:w="46"/>
+              <w:left w:type="dxa" w:w="94"/>
+              <w:bottom w:type="dxa" w:w="46"/>
+              <w:right w:type="dxa" w:w="94"/>
+            </w:tcMar>
+          </w:tcPr>
+          <w:p>
+            <w:pPr>
+              <w:jc w:val="left"/>
+            </w:pPr>
+            <w:r>
+              <w:rPr>
+                <w:b w:val="false"/>
+                <w:bCs w:val="false"/>
+                <w:color w:val="14274A"/>
+                <w:sz w:val="17"/>
+                <w:szCs w:val="17"/>
+              </w:rPr>
+              <w:t xml:space="preserve">regulatory</w:t>
+            </w:r>
+          </w:p>
+        </w:tc>
+        <w:tc>
+          <w:tcPr>
+            <w:tcW w:type="dxa" w:w="1250"/>
+            <w:tcBorders>
+              <w:top w:val="single" w:color="D6DEEA" w:sz="1"/>
+              <w:left w:val="single" w:color="D6DEEA" w:sz="1"/>
+              <w:bottom w:val="single" w:color="D6DEEA" w:sz="1"/>
+              <w:right w:val="single" w:color="D6DEEA" w:sz="1"/>
+            </w:tcBorders>
+            <w:shd w:fill="FFFFFF" w:val="clear"/>
+            <w:tcMar>
+              <w:top w:type="dxa" w:w="46"/>
+              <w:left w:type="dxa" w:w="94"/>
+              <w:bottom w:type="dxa" w:w="46"/>
+              <w:right w:type="dxa" w:w="94"/>
+            </w:tcMar>
+          </w:tcPr>
+          <w:p>
+            <w:pPr>
+              <w:jc w:val="left"/>
+            </w:pPr>
+            <w:r>
+              <w:rPr>
+                <w:b w:val="false"/>
+                <w:bCs w:val="false"/>
+                <w:color w:val="14274A"/>
+                <w:sz w:val="17"/>
+                <w:szCs w:val="17"/>
+              </w:rPr>
+              <w:t xml:space="preserve">70-80%</w:t>
+            </w:r>
+          </w:p>
+        </w:tc>
+        <w:tc>
+          <w:tcPr>
+            <w:tcW w:type="dxa" w:w="1550"/>
+            <w:tcBorders>
+              <w:top w:val="single" w:color="D6DEEA" w:sz="1"/>
+              <w:left w:val="single" w:color="D6DEEA" w:sz="1"/>
+              <w:bottom w:val="single" w:color="D6DEEA" w:sz="1"/>
+              <w:right w:val="single" w:color="D6DEEA" w:sz="1"/>
+            </w:tcBorders>
+            <w:shd w:fill="FFFFFF" w:val="clear"/>
+            <w:tcMar>
+              <w:top w:type="dxa" w:w="46"/>
+              <w:left w:type="dxa" w:w="94"/>
+              <w:bottom w:type="dxa" w:w="46"/>
+              <w:right w:type="dxa" w:w="94"/>
+            </w:tcMar>
+          </w:tcPr>
+          <w:p>
+            <w:pPr>
+              <w:jc w:val="left"/>
+            </w:pPr>
+            <w:r>
+              <w:rPr>
+                <w:b w:val="false"/>
+                <w:bCs w:val="false"/>
+                <w:color w:val="14274A"/>
+                <w:sz w:val="17"/>
+                <w:szCs w:val="17"/>
+              </w:rPr>
+              <w:t xml:space="preserve">H2 2026 – H1 2027</w:t>
+            </w:r>
+          </w:p>
+        </w:tc>
+        <w:tc>
+          <w:tcPr>
+            <w:tcW w:type="dxa" w:w="2160"/>
+            <w:tcBorders>
+              <w:top w:val="single" w:color="D6DEEA" w:sz="1"/>
+              <w:left w:val="single" w:color="D6DEEA" w:sz="1"/>
+              <w:bottom w:val="single" w:color="D6DEEA" w:sz="1"/>
+              <w:right w:val="single" w:color="D6DEEA" w:sz="1"/>
+            </w:tcBorders>
+            <w:shd w:fill="FFFFFF" w:val="clear"/>
+            <w:tcMar>
+              <w:top w:type="dxa" w:w="46"/>
+              <w:left w:type="dxa" w:w="94"/>
+              <w:bottom w:type="dxa" w:w="46"/>
+              <w:right w:type="dxa" w:w="94"/>
+            </w:tcMar>
+          </w:tcPr>
+          <w:p>
+            <w:pPr>
+              <w:jc w:val="left"/>
+            </w:pPr>
+            <w:r>
+              <w:rPr>
+                <w:b w:val="false"/>
+                <w:bCs w:val="false"/>
+                <w:color w:val="14274A"/>
+                <w:sz w:val="17"/>
+                <w:szCs w:val="17"/>
+              </w:rPr>
+              <w:t xml:space="preserve">4/5 · Ph3 positive + filing guidance</w:t>
+            </w:r>
+          </w:p>
+        </w:tc>
+      </w:tr>
+      <w:tr>
+        <w:trPr>
+          <w:tblHeader w:val="false"/>
+        </w:trPr>
+        <w:tc>
+          <w:tcPr>
+            <w:tcW w:type="dxa" w:w="3250"/>
+            <w:tcBorders>
+              <w:top w:val="single" w:color="D6DEEA" w:sz="1"/>
+              <w:left w:val="single" w:color="D6DEEA" w:sz="1"/>
+              <w:bottom w:val="single" w:color="D6DEEA" w:sz="1"/>
+              <w:right w:val="single" w:color="D6DEEA" w:sz="1"/>
+            </w:tcBorders>
+            <w:shd w:fill="F5F8FF" w:val="clear"/>
+            <w:tcMar>
+              <w:top w:type="dxa" w:w="46"/>
+              <w:left w:type="dxa" w:w="94"/>
+              <w:bottom w:type="dxa" w:w="46"/>
+              <w:right w:type="dxa" w:w="94"/>
+            </w:tcMar>
+          </w:tcPr>
+          <w:p>
+            <w:pPr>
+              <w:jc w:val="left"/>
+            </w:pPr>
+            <w:r>
+              <w:rPr>
+                <w:b w:val="false"/>
+                <w:bCs w:val="false"/>
+                <w:color w:val="14274A"/>
+                <w:sz w:val="17"/>
+                <w:szCs w:val="17"/>
+              </w:rPr>
+              <w:t xml:space="preserve">Tezepelumab Phase 3 COPD reads positive</w:t>
+            </w:r>
+          </w:p>
+        </w:tc>
+        <w:tc>
+          <w:tcPr>
+            <w:tcW w:type="dxa" w:w="1150"/>
+            <w:tcBorders>
+              <w:top w:val="single" w:color="D6DEEA" w:sz="1"/>
+              <w:left w:val="single" w:color="D6DEEA" w:sz="1"/>
+              <w:bottom w:val="single" w:color="D6DEEA" w:sz="1"/>
+              <w:right w:val="single" w:color="D6DEEA" w:sz="1"/>
+            </w:tcBorders>
+            <w:shd w:fill="F5F8FF" w:val="clear"/>
+            <w:tcMar>
+              <w:top w:type="dxa" w:w="46"/>
+              <w:left w:type="dxa" w:w="94"/>
+              <w:bottom w:type="dxa" w:w="46"/>
+              <w:right w:type="dxa" w:w="94"/>
+            </w:tcMar>
+          </w:tcPr>
+          <w:p>
+            <w:pPr>
+              <w:jc w:val="left"/>
+            </w:pPr>
+            <w:r>
+              <w:rPr>
+                <w:b w:val="false"/>
+                <w:bCs w:val="false"/>
+                <w:color w:val="14274A"/>
+                <w:sz w:val="17"/>
+                <w:szCs w:val="17"/>
+              </w:rPr>
+              <w:t xml:space="preserve">outcome</w:t>
+            </w:r>
+          </w:p>
+        </w:tc>
+        <w:tc>
+          <w:tcPr>
+            <w:tcW w:type="dxa" w:w="1250"/>
+            <w:tcBorders>
+              <w:top w:val="single" w:color="D6DEEA" w:sz="1"/>
+              <w:left w:val="single" w:color="D6DEEA" w:sz="1"/>
+              <w:bottom w:val="single" w:color="D6DEEA" w:sz="1"/>
+              <w:right w:val="single" w:color="D6DEEA" w:sz="1"/>
+            </w:tcBorders>
+            <w:shd w:fill="F5F8FF" w:val="clear"/>
+            <w:tcMar>
+              <w:top w:type="dxa" w:w="46"/>
+              <w:left w:type="dxa" w:w="94"/>
+              <w:bottom w:type="dxa" w:w="46"/>
+              <w:right w:type="dxa" w:w="94"/>
+            </w:tcMar>
+          </w:tcPr>
+          <w:p>
+            <w:pPr>
+              <w:jc w:val="left"/>
+            </w:pPr>
+            <w:r>
+              <w:rPr>
+                <w:b w:val="false"/>
+                <w:bCs w:val="false"/>
+                <w:color w:val="14274A"/>
+                <w:sz w:val="17"/>
+                <w:szCs w:val="17"/>
+              </w:rPr>
+              <w:t xml:space="preserve">45-55%</w:t>
+            </w:r>
+          </w:p>
+        </w:tc>
+        <w:tc>
+          <w:tcPr>
+            <w:tcW w:type="dxa" w:w="1550"/>
+            <w:tcBorders>
+              <w:top w:val="single" w:color="D6DEEA" w:sz="1"/>
+              <w:left w:val="single" w:color="D6DEEA" w:sz="1"/>
+              <w:bottom w:val="single" w:color="D6DEEA" w:sz="1"/>
+              <w:right w:val="single" w:color="D6DEEA" w:sz="1"/>
+            </w:tcBorders>
+            <w:shd w:fill="F5F8FF" w:val="clear"/>
+            <w:tcMar>
+              <w:top w:type="dxa" w:w="46"/>
+              <w:left w:type="dxa" w:w="94"/>
+              <w:bottom w:type="dxa" w:w="46"/>
+              <w:right w:type="dxa" w:w="94"/>
+            </w:tcMar>
+          </w:tcPr>
+          <w:p>
+            <w:pPr>
+              <w:jc w:val="left"/>
+            </w:pPr>
+            <w:r>
+              <w:rPr>
+                <w:b w:val="false"/>
+                <w:bCs w:val="false"/>
+                <w:color w:val="14274A"/>
+                <w:sz w:val="17"/>
+                <w:szCs w:val="17"/>
+              </w:rPr>
+              <w:t xml:space="preserve">2027 – H1 2028</w:t>
+            </w:r>
+          </w:p>
+        </w:tc>
+        <w:tc>
+          <w:tcPr>
+            <w:tcW w:type="dxa" w:w="2160"/>
+            <w:tcBorders>
+              <w:top w:val="single" w:color="D6DEEA" w:sz="1"/>
+              <w:left w:val="single" w:color="D6DEEA" w:sz="1"/>
+              <w:bottom w:val="single" w:color="D6DEEA" w:sz="1"/>
+              <w:right w:val="single" w:color="D6DEEA" w:sz="1"/>
+            </w:tcBorders>
+            <w:shd w:fill="F5F8FF" w:val="clear"/>
+            <w:tcMar>
+              <w:top w:type="dxa" w:w="46"/>
+              <w:left w:type="dxa" w:w="94"/>
+              <w:bottom w:type="dxa" w:w="46"/>
+              <w:right w:type="dxa" w:w="94"/>
+            </w:tcMar>
+          </w:tcPr>
+          <w:p>
+            <w:pPr>
+              <w:jc w:val="left"/>
+            </w:pPr>
+            <w:r>
+              <w:rPr>
+                <w:b w:val="false"/>
+                <w:bCs w:val="false"/>
+                <w:color w:val="14274A"/>
+                <w:sz w:val="17"/>
+                <w:szCs w:val="17"/>
+              </w:rPr>
+              <w:t xml:space="preserve">2/5 · COURSE missed; mixed class</w:t>
+            </w:r>
+          </w:p>
+        </w:tc>
+      </w:tr>
+      <w:tr>
+        <w:trPr>
+          <w:tblHeader w:val="false"/>
+        </w:trPr>
+        <w:tc>
+          <w:tcPr>
+            <w:tcW w:type="dxa" w:w="3250"/>
+            <w:tcBorders>
+              <w:top w:val="single" w:color="D6DEEA" w:sz="1"/>
+              <w:left w:val="single" w:color="D6DEEA" w:sz="1"/>
+              <w:bottom w:val="single" w:color="D6DEEA" w:sz="1"/>
+              <w:right w:val="single" w:color="D6DEEA" w:sz="1"/>
+            </w:tcBorders>
+            <w:shd w:fill="FFFFFF" w:val="clear"/>
+            <w:tcMar>
+              <w:top w:type="dxa" w:w="46"/>
+              <w:left w:type="dxa" w:w="94"/>
+              <w:bottom w:type="dxa" w:w="46"/>
+              <w:right w:type="dxa" w:w="94"/>
+            </w:tcMar>
+          </w:tcPr>
+          <w:p>
+            <w:pPr>
+              <w:jc w:val="left"/>
+            </w:pPr>
+            <w:r>
+              <w:rPr>
+                <w:b w:val="false"/>
+                <w:bCs w:val="false"/>
+                <w:color w:val="14274A"/>
+                <w:sz w:val="17"/>
+                <w:szCs w:val="17"/>
+              </w:rPr>
+              <w:t xml:space="preserve">A first TSLP×IL-33 bispecific reaches the clinic</w:t>
+            </w:r>
+          </w:p>
+        </w:tc>
+        <w:tc>
+          <w:tcPr>
+            <w:tcW w:type="dxa" w:w="1150"/>
+            <w:tcBorders>
+              <w:top w:val="single" w:color="D6DEEA" w:sz="1"/>
+              <w:left w:val="single" w:color="D6DEEA" w:sz="1"/>
+              <w:bottom w:val="single" w:color="D6DEEA" w:sz="1"/>
+              <w:right w:val="single" w:color="D6DEEA" w:sz="1"/>
+            </w:tcBorders>
+            <w:shd w:fill="FFFFFF" w:val="clear"/>
+            <w:tcMar>
+              <w:top w:type="dxa" w:w="46"/>
+              <w:left w:type="dxa" w:w="94"/>
+              <w:bottom w:type="dxa" w:w="46"/>
+              <w:right w:type="dxa" w:w="94"/>
+            </w:tcMar>
+          </w:tcPr>
+          <w:p>
+            <w:pPr>
+              <w:jc w:val="left"/>
+            </w:pPr>
+            <w:r>
+              <w:rPr>
+                <w:b w:val="false"/>
+                <w:bCs w:val="false"/>
+                <w:color w:val="14274A"/>
+                <w:sz w:val="17"/>
+                <w:szCs w:val="17"/>
+              </w:rPr>
+              <w:t xml:space="preserve">first-to-clinic</w:t>
+            </w:r>
+          </w:p>
+        </w:tc>
+        <w:tc>
+          <w:tcPr>
+            <w:tcW w:type="dxa" w:w="1250"/>
+            <w:tcBorders>
+              <w:top w:val="single" w:color="D6DEEA" w:sz="1"/>
+              <w:left w:val="single" w:color="D6DEEA" w:sz="1"/>
+              <w:bottom w:val="single" w:color="D6DEEA" w:sz="1"/>
+              <w:right w:val="single" w:color="D6DEEA" w:sz="1"/>
+            </w:tcBorders>
+            <w:shd w:fill="FFFFFF" w:val="clear"/>
+            <w:tcMar>
+              <w:top w:type="dxa" w:w="46"/>
+              <w:left w:type="dxa" w:w="94"/>
+              <w:bottom w:type="dxa" w:w="46"/>
+              <w:right w:type="dxa" w:w="94"/>
+            </w:tcMar>
+          </w:tcPr>
+          <w:p>
+            <w:pPr>
+              <w:jc w:val="left"/>
+            </w:pPr>
+            <w:r>
+              <w:rPr>
+                <w:b w:val="false"/>
+                <w:bCs w:val="false"/>
+                <w:color w:val="14274A"/>
+                <w:sz w:val="17"/>
+                <w:szCs w:val="17"/>
+              </w:rPr>
+              <w:t xml:space="preserve">55-65%</w:t>
+            </w:r>
+          </w:p>
+        </w:tc>
+        <w:tc>
+          <w:tcPr>
+            <w:tcW w:type="dxa" w:w="1550"/>
+            <w:tcBorders>
+              <w:top w:val="single" w:color="D6DEEA" w:sz="1"/>
+              <w:left w:val="single" w:color="D6DEEA" w:sz="1"/>
+              <w:bottom w:val="single" w:color="D6DEEA" w:sz="1"/>
+              <w:right w:val="single" w:color="D6DEEA" w:sz="1"/>
+            </w:tcBorders>
+            <w:shd w:fill="FFFFFF" w:val="clear"/>
+            <w:tcMar>
+              <w:top w:type="dxa" w:w="46"/>
+              <w:left w:type="dxa" w:w="94"/>
+              <w:bottom w:type="dxa" w:w="46"/>
+              <w:right w:type="dxa" w:w="94"/>
+            </w:tcMar>
+          </w:tcPr>
+          <w:p>
+            <w:pPr>
+              <w:jc w:val="left"/>
+            </w:pPr>
+            <w:r>
+              <w:rPr>
+                <w:b w:val="false"/>
+                <w:bCs w:val="false"/>
+                <w:color w:val="14274A"/>
+                <w:sz w:val="17"/>
+                <w:szCs w:val="17"/>
+              </w:rPr>
+              <w:t xml:space="preserve">H2 2026 – 2027</w:t>
+            </w:r>
+          </w:p>
+        </w:tc>
+        <w:tc>
+          <w:tcPr>
+            <w:tcW w:type="dxa" w:w="2160"/>
+            <w:tcBorders>
+              <w:top w:val="single" w:color="D6DEEA" w:sz="1"/>
+              <w:left w:val="single" w:color="D6DEEA" w:sz="1"/>
+              <w:bottom w:val="single" w:color="D6DEEA" w:sz="1"/>
+              <w:right w:val="single" w:color="D6DEEA" w:sz="1"/>
+            </w:tcBorders>
+            <w:shd w:fill="FFFFFF" w:val="clear"/>
+            <w:tcMar>
+              <w:top w:type="dxa" w:w="46"/>
+              <w:left w:type="dxa" w:w="94"/>
+              <w:bottom w:type="dxa" w:w="46"/>
+              <w:right w:type="dxa" w:w="94"/>
+            </w:tcMar>
+          </w:tcPr>
+          <w:p>
+            <w:pPr>
+              <w:jc w:val="left"/>
+            </w:pPr>
+            <w:r>
+              <w:rPr>
+                <w:b w:val="false"/>
+                <w:bCs w:val="false"/>
+                <w:color w:val="14274A"/>
+                <w:sz w:val="17"/>
+                <w:szCs w:val="17"/>
+              </w:rPr>
+              <w:t xml:space="preserve">3/5 · QX031N preclinical + deal momentum</w:t>
+            </w:r>
+          </w:p>
+        </w:tc>
+      </w:tr>
+      <w:tr>
+        <w:trPr>
+          <w:tblHeader w:val="false"/>
+        </w:trPr>
+        <w:tc>
+          <w:tcPr>
+            <w:tcW w:type="dxa" w:w="3250"/>
+            <w:tcBorders>
+              <w:top w:val="single" w:color="D6DEEA" w:sz="1"/>
+              <w:left w:val="single" w:color="D6DEEA" w:sz="1"/>
+              <w:bottom w:val="single" w:color="D6DEEA" w:sz="1"/>
+              <w:right w:val="single" w:color="D6DEEA" w:sz="1"/>
+            </w:tcBorders>
+            <w:shd w:fill="F5F8FF" w:val="clear"/>
+            <w:tcMar>
+              <w:top w:type="dxa" w:w="46"/>
+              <w:left w:type="dxa" w:w="94"/>
+              <w:bottom w:type="dxa" w:w="46"/>
+              <w:right w:type="dxa" w:w="94"/>
+            </w:tcMar>
+          </w:tcPr>
+          <w:p>
+            <w:pPr>
+              <w:jc w:val="left"/>
+            </w:pPr>
+            <w:r>
+              <w:rPr>
                 <w:b w:val="false"/>
                 <w:bCs w:val="false"/>
                 <w:color w:val="14274A"/>
@@ -10360,7 +11052,7 @@
         </w:tc>
         <w:tc>
           <w:tcPr>
-            <w:tcW w:type="dxa" w:w="1500"/>
+            <w:tcW w:type="dxa" w:w="1150"/>
             <w:tcBorders>
               <w:top w:val="single" w:color="D6DEEA" w:sz="1"/>
               <w:left w:val="single" w:color="D6DEEA" w:sz="1"/>
@@ -10393,7 +11085,7 @@
         </w:tc>
         <w:tc>
           <w:tcPr>
-            <w:tcW w:type="dxa" w:w="1500"/>
+            <w:tcW w:type="dxa" w:w="1250"/>
             <w:tcBorders>
               <w:top w:val="single" w:color="D6DEEA" w:sz="1"/>
               <w:left w:val="single" w:color="D6DEEA" w:sz="1"/>
@@ -10426,7 +11118,7 @@
         </w:tc>
         <w:tc>
           <w:tcPr>
-            <w:tcW w:type="dxa" w:w="1760"/>
+            <w:tcW w:type="dxa" w:w="1550"/>
             <w:tcBorders>
               <w:top w:val="single" w:color="D6DEEA" w:sz="1"/>
               <w:left w:val="single" w:color="D6DEEA" w:sz="1"/>
@@ -10454,6 +11146,39 @@
                 <w:szCs w:val="17"/>
               </w:rPr>
               <w:t xml:space="preserve">H2 2026 – H1 2027</w:t>
+            </w:r>
+          </w:p>
+        </w:tc>
+        <w:tc>
+          <w:tcPr>
+            <w:tcW w:type="dxa" w:w="2160"/>
+            <w:tcBorders>
+              <w:top w:val="single" w:color="D6DEEA" w:sz="1"/>
+              <w:left w:val="single" w:color="D6DEEA" w:sz="1"/>
+              <w:bottom w:val="single" w:color="D6DEEA" w:sz="1"/>
+              <w:right w:val="single" w:color="D6DEEA" w:sz="1"/>
+            </w:tcBorders>
+            <w:shd w:fill="F5F8FF" w:val="clear"/>
+            <w:tcMar>
+              <w:top w:type="dxa" w:w="46"/>
+              <w:left w:type="dxa" w:w="94"/>
+              <w:bottom w:type="dxa" w:w="46"/>
+              <w:right w:type="dxa" w:w="94"/>
+            </w:tcMar>
+          </w:tcPr>
+          <w:p>
+            <w:pPr>
+              <w:jc w:val="left"/>
+            </w:pPr>
+            <w:r>
+              <w:rPr>
+                <w:b w:val="false"/>
+                <w:bCs w:val="false"/>
+                <w:color w:val="14274A"/>
+                <w:sz w:val="17"/>
+                <w:szCs w:val="17"/>
+              </w:rPr>
+              <w:t xml:space="preserve">3/5 · scarce asset, Ph2→Ph3 window</w:t>
             </w:r>
           </w:p>
         </w:tc>

--- a/AIB_TSLP_IL33_asthma_COPD_v1.docx
+++ b/AIB_TSLP_IL33_asthma_COPD_v1.docx
@@ -359,7 +359,7 @@
       <w:r>
         <w:t xml:space="preserve"> alarmins — TSLP and IL-33 — in a single molecule produces broader, more durable exacerbation control than either alone, especially in COPD and in the low-eosinophil / smoker populations where single agents have read inconsistently. No dual-alarmin asset has reported human efficacy; the lead, </w:t>
       </w:r>
-      <w:hyperlink w:history="1" r:id="rIdnwduc-cfyaiicxr28v8kk">
+      <w:hyperlink w:history="1" r:id="rId6t-gnj5bq3zhprv9qlkeo">
         <w:r>
           <w:rPr>
             <w:rStyle w:val="Hyperlink"/>
@@ -1011,7 +1011,7 @@
       <w:r>
         <w:t xml:space="preserve">The literature now frames TSLP and IL-33 as complementary, non-redundant epithelial alarmins, and reviews explicitly flag </w:t>
       </w:r>
-      <w:hyperlink w:history="1" r:id="rId4hyi_hogibpmbf7r4tsjp">
+      <w:hyperlink w:history="1" r:id="rIddmr8jwfg7x6dxp9l7t-_k">
         <w:r>
           <w:rPr>
             <w:rStyle w:val="Hyperlink"/>
@@ -1022,7 +1022,7 @@
       <w:r>
         <w:t xml:space="preserve"> beyond single-pathway biologics. Regeneron is testing anti-IL-33 + anti-IL-4Rα combinations directly; a TSLP×IL-33 bispecific is the single-molecule version of the same upstream thesis. The unresolved point is COPD: single alarmins have improved lung function but </w:t>
       </w:r>
-      <w:hyperlink w:history="1" r:id="rIdwq0zyegi74ywpo7unqmac">
+      <w:hyperlink w:history="1" r:id="rIdbdag0sah-4lf9dff2nohk">
         <w:r>
           <w:rPr>
             <w:rStyle w:val="Hyperlink"/>
@@ -1875,7 +1875,7 @@
       <w:r>
         <w:t xml:space="preserve">Both diseases are exacerbation-driven and </w:t>
       </w:r>
-      <w:hyperlink w:history="1" r:id="rId3s5tk-xmn0mialjx3xyow">
+      <w:hyperlink w:history="1" r:id="rIdxj4qzky3obrrtrhioskig">
         <w:r>
           <w:rPr>
             <w:rStyle w:val="Hyperlink"/>
@@ -1896,7 +1896,7 @@
       <w:r>
         <w:t xml:space="preserve">. In COPD — three-times-deadlier and far larger — two downstream biologics are now approved for the eosinophilic subset (dupilumab 2024 and </w:t>
       </w:r>
-      <w:hyperlink w:history="1" r:id="rIdhqtuz9yt28b3ht6hz4ck_">
+      <w:hyperlink w:history="1" r:id="rIdcprzxksisevooh3ylxqfi">
         <w:r>
           <w:rPr>
             <w:rStyle w:val="Hyperlink"/>
@@ -1907,7 +1907,7 @@
       <w:r>
         <w:t xml:space="preserve">), while the upstream alarmin agents have read inconsistently: </w:t>
       </w:r>
-      <w:hyperlink w:history="1" r:id="rIdggdhn_rr58u3wrctsmeaq">
+      <w:hyperlink w:history="1" r:id="rIdn7pkbhu2rdhtp0vbsufz9">
         <w:r>
           <w:rPr>
             <w:rStyle w:val="Hyperlink"/>
@@ -2538,7 +2538,7 @@
       <w:r>
         <w:t xml:space="preserve"> (gene IL33) signals through </w:t>
       </w:r>
-      <w:hyperlink w:history="1" r:id="rId8xtmrex-wvhznfzlyirli">
+      <w:hyperlink w:history="1" r:id="rIdv9dn0_iyw-pqapdmzq6jj">
         <w:r>
           <w:rPr>
             <w:rStyle w:val="Hyperlink"/>
@@ -2575,7 +2575,7 @@
       <w:r>
         <w:t xml:space="preserve">Single-alarmin blockade is validated but partial. </w:t>
       </w:r>
-      <w:hyperlink w:history="1" r:id="rId_h9dnkbcmu5e0tkt-heaq">
+      <w:hyperlink w:history="1" r:id="rId-izxa1tnyu6ppexxhi9pb">
         <w:r>
           <w:rPr>
             <w:rStyle w:val="Hyperlink"/>
@@ -2586,7 +2586,7 @@
       <w:r>
         <w:t xml:space="preserve">, proving upstream blockade works below the eosinophil threshold where anti-IL-5 fails. Anti-IL-33 agents improve lung function and help former smokers in COPD, but </w:t>
       </w:r>
-      <w:hyperlink w:history="1" r:id="rIdnajhg3zgkunhvmpfyrxy-">
+      <w:hyperlink w:history="1" r:id="rIdel8hdjw2ofnnyodxx8zy5">
         <w:r>
           <w:rPr>
             <w:rStyle w:val="Hyperlink"/>
@@ -2641,7 +2641,7 @@
             <w:r>
               <w:t xml:space="preserve">If TSLP and IL-33 drive partly independent inflammatory programs, simultaneous blockade should control exacerbations across a broader population — including type-2-low and smoker COPD — than either alarmin alone. It is falsifiable: if a dual agent does not beat tezepelumab (asthma) or convert to a consistent COPD exacerbation reduction, the single-molecule premium collapses. </w:t>
             </w:r>
-            <w:hyperlink w:history="1" r:id="rId70i-qcnxvu2byzvys-ktv">
+            <w:hyperlink w:history="1" r:id="rIdr1v_--augf7saloaxjuwo">
               <w:r>
                 <w:rPr>
                   <w:rStyle w:val="Hyperlink"/>
@@ -4435,7 +4435,7 @@
             <w:r>
               <w:t xml:space="preserve">In asthma, </w:t>
             </w:r>
-            <w:hyperlink w:history="1" r:id="rIdemtehsfoulroxyy8yjqbd">
+            <w:hyperlink w:history="1" r:id="rIdqyyyx_uf5gj5jv2gwblvs">
               <w:r>
                 <w:rPr>
                   <w:rStyle w:val="Hyperlink"/>
@@ -4446,7 +4446,7 @@
             <w:r>
               <w:t xml:space="preserve"> across phenotypes; in eos-COPD, </w:t>
             </w:r>
-            <w:hyperlink w:history="1" r:id="rIdamvrw95lsw9uuz6uotvgn">
+            <w:hyperlink w:history="1" r:id="rIdiyfshnxpyb2mkvcj52nil">
               <w:r>
                 <w:rPr>
                   <w:rStyle w:val="Hyperlink"/>
@@ -6353,7 +6353,7 @@
       <w:r>
         <w:t xml:space="preserve">A dual-alarmin agent competes against an expanding </w:t>
       </w:r>
-      <w:hyperlink w:history="1" r:id="rId_5axe_td4d_87434koyrs">
+      <w:hyperlink w:history="1" r:id="rIdckiarfwpeqxyhigxhtbtk">
         <w:r>
           <w:rPr>
             <w:rStyle w:val="Hyperlink"/>
@@ -6375,6 +6375,73 @@
         <w:t xml:space="preserve"> versus simply combining two agents. If it does not, a combination regimen (which Regeneron is already testing) or Dupixent expansion is the simpler path, and the bispecific's premium evaporates.</w:t>
       </w:r>
     </w:p>
+    <w:tbl>
+      <w:tblPr>
+        <w:tblW w:type="dxa" w:w="9360"/>
+        <w:tblBorders>
+          <w:top w:val="single" w:color="auto" w:sz="4"/>
+          <w:left w:val="single" w:color="auto" w:sz="4"/>
+          <w:bottom w:val="single" w:color="auto" w:sz="4"/>
+          <w:right w:val="single" w:color="auto" w:sz="4"/>
+          <w:insideH w:val="single" w:color="auto" w:sz="4"/>
+          <w:insideV w:val="single" w:color="auto" w:sz="4"/>
+        </w:tblBorders>
+      </w:tblPr>
+      <w:tblGrid>
+        <w:gridCol w:w="9360"/>
+      </w:tblGrid>
+      <w:tr>
+        <w:tc>
+          <w:tcPr>
+            <w:tcBorders>
+              <w:top w:val="none"/>
+              <w:left w:val="single" w:color="1A3F8F" w:sz="18"/>
+              <w:bottom w:val="none"/>
+              <w:right w:val="none"/>
+            </w:tcBorders>
+            <w:shd w:fill="EEF4FB" w:val="clear"/>
+            <w:tcMar>
+              <w:top w:type="dxa" w:w="80"/>
+              <w:left w:type="dxa" w:w="150"/>
+              <w:bottom w:type="dxa" w:w="80"/>
+              <w:right w:type="dxa" w:w="130"/>
+            </w:tcMar>
+          </w:tcPr>
+          <w:p>
+            <w:r>
+              <w:rPr>
+                <w:b/>
+                <w:bCs/>
+              </w:rPr>
+              <w:t xml:space="preserve">The real comparator is the free combination. </w:t>
+            </w:r>
+            <w:r>
+              <w:t xml:space="preserve">The sharpest commercial hurdle is not another single alarmin but: </w:t>
+            </w:r>
+            <w:r>
+              <w:rPr>
+                <w:b/>
+                <w:bCs/>
+              </w:rPr>
+              <w:t xml:space="preserve">why not simply give anti-TSLP and anti-IL-33 together?</w:t>
+            </w:r>
+            <w:r>
+              <w:t xml:space="preserve"> A bispecific premium exists only if one molecule </w:t>
+            </w:r>
+            <w:r>
+              <w:rPr>
+                <w:b/>
+                <w:bCs/>
+              </w:rPr>
+              <w:t xml:space="preserve">exceeds the free combination</w:t>
+            </w:r>
+            <w:r>
+              <w:t xml:space="preserve"> — on efficacy at matched engagement, safety, or access (one approval / reimbursement vs two biologics). If co-administering the two alarmin agents performs equally, the single-molecule advantage reduces to convenience and cost, not biology.</w:t>
+            </w:r>
+          </w:p>
+        </w:tc>
+      </w:tr>
+    </w:tbl>
     <w:p>
       <w:pPr>
         <w:spacing w:after="120"/>
@@ -6389,7 +6456,7 @@
       <w:r>
         <w:t xml:space="preserve">The alarmin axis extends to chronic rhinosinusitis with nasal polyps (tezepelumab </w:t>
       </w:r>
-      <w:hyperlink w:history="1" r:id="rIdapnemewmthsh99eqyp5wa">
+      <w:hyperlink w:history="1" r:id="rIdhfugp656exqno2aqo7edk">
         <w:r>
           <w:rPr>
             <w:rStyle w:val="Hyperlink"/>
@@ -6448,7 +6515,7 @@
       <w:r>
         <w:t xml:space="preserve">Single alarmins have improved lung function but </w:t>
       </w:r>
-      <w:hyperlink w:history="1" r:id="rId_ykxsfwxf77dcr5e2shbn">
+      <w:hyperlink w:history="1" r:id="rIdh1erqib8sd-qjccvfw_o0">
         <w:r>
           <w:rPr>
             <w:rStyle w:val="Hyperlink"/>
@@ -7650,7 +7717,7 @@
       <w:r>
         <w:t xml:space="preserve">Respiratory biologics list in the ~$3-4k/month range and are judged on net cost after rebates against inhaled triple therapy and ensifentrine. In a </w:t>
       </w:r>
-      <w:hyperlink w:history="1" r:id="rIdmi6btlsawu5gscllgc1xs">
+      <w:hyperlink w:history="1" r:id="rIdpidjusagyekc3nnsq-o_d">
         <w:r>
           <w:rPr>
             <w:rStyle w:val="Hyperlink"/>
@@ -8813,7 +8880,7 @@
       <w:r>
         <w:t xml:space="preserve">As in IBD, the dual-target bispecific supply is disproportionately China-originated: </w:t>
       </w:r>
-      <w:hyperlink w:history="1" r:id="rIdnrkakhzbic5uauolnf1jl">
+      <w:hyperlink w:history="1" r:id="rIdnguosxd8pgrcqkeunl_q-">
         <w:r>
           <w:rPr>
             <w:rStyle w:val="Hyperlink"/>
